--- a/rapports/16_02_2026/TRAORE/coh_EQ15_sup_082202020006.docx
+++ b/rapports/16_02_2026/TRAORE/coh_EQ15_sup_082202020006.docx
@@ -25,7 +25,7 @@
         <w:br/>
         <w:t>Grappe: 082202020006</w:t>
         <w:br/>
-        <w:t>Date: 16/02/2026 a 12:40</w:t>
+        <w:t>Date: 16/02/2026 a 12:58</w:t>
       </w:r>
     </w:p>
     <w:p/>
@@ -4405,9 +4405,9 @@
         <w:rPr>
           <w:sz w:val="20"/>
         </w:rPr>
-        <w:t xml:space="preserve">- Le montant obtenus sur les services rendus par l'entreprise ##N/A## au cours des 30 derniers jours ou durant le dernier mois où l'entreprise a fonctionné n'a pas été renseigné, prière de mettre de 0 si l'entreprise n'a pas rendu de service. Prière de renseigner les montants dans les champs (s10q46 s10q47 s10q48 s10q49 s10q50 s10q51 s10q52 s10q53 s10q54 s10q55 s10q56 s10q57), mettre 0 si l'entreprise ##N/A## n'a pas effectué des dépenses ou faire des reventes des marchandises ou des produits ou rendre de service.Cette entreprise ##N/A## dit avoir obtenu une valeur sur les marchandises vendu en etat, les marchandises vendu après transformation et les services rendus. Prière de corriger. Cette entreprise ##N/A## dit avoir obtenu une valeur sur les marchandises vendu en etat et les marchandises vendu après transformation. La main d'oeuvre familiale pour ABDOU SARR ayant travaillé dans cette entreprise ##N/A## aucours des 12 derniers mois n'est pas renseigner. Prière de reneigner toutes les informations qui lui concerne. La main d'oeuvre sariale de ABDOU SARR ayant travaillé dans cette entreprise ##N/A## aucours des 30 derniers jours n'est pas renseigner. Prière de reneigner toutes les informations qui lui concerne. </w:t>
+        <w:t xml:space="preserve">- Le montant obtenus sur les services rendus par l'entreprise ##N/A## au cours des 30 derniers jours ou durant le dernier mois où l'entreprise a fonctionné n'a pas été renseigné, prière de mettre de 0 si l'entreprise n'a pas rendu de service. Prière de renseigner les montants dans les champs (s10q46 s10q47 s10q48 s10q49 s10q50 s10q51 s10q52 s10q53 s10q54 s10q55 s10q56 s10q57), mettre 0 si l'entreprise ##N/A## n'a pas effectué des dépenses ou faire des reventes des marchandises ou des produits ou rendre de service.Cette entreprise ##N/A## dit avoir obtenu une valeur sur les marchandises vendu en etat, les marchandises vendu après transformation et les services rendus. Prière de corriger. Cette entreprise ##N/A## dit avoir obtenu une valeur sur les marchandises vendu en etat et les marchandises vendu après transformation. La main d'oeuvre sariale de MARIAMA POLANE ayant travaillé dans cette entreprise ##N/A## aucours des 30 derniers jours n'est pas renseigner. Prière de reneigner toutes les informations qui lui concerne. </w:t>
         <w:br/>
-        <w:t>- Le montant obtenus sur les services rendus par l'entreprise Commerce de condiment au cours des 30 derniers jours ou durant le dernier mois où l'entreprise a fonctionné n'a pas été renseigné, prière de mettre de 0 si l'entreprise n'a pas rendu de service. Prière de renseigner les montants dans les champs (s10q46 s10q47 s10q48 s10q49 s10q50 s10q51 s10q52 s10q53 s10q54 s10q55 s10q56 s10q57), mettre 0 si l'entreprise Commerce de condiment n'a pas effectué des dépenses ou faire des reventes des marchandises ou des produits ou rendre de service.Cette entreprise Commerce de condiment dit avoir obtenu une valeur sur les marchandises vendu en etat, les marchandises vendu après transformation et les services rendus. Prière de corriger. Cette entreprise Commerce de condiment dit avoir obtenu une valeur sur les marchandises vendu en etat et les marchandises vendu après transformation. La main d'oeuvre sariale de SAMBA SARR ayant travaillé dans cette entreprise Commerce de condiment aucours des 30 derniers jours n'est pas renseigner. Prière de reneigner toutes les informations qui lui concerne.</w:t>
+        <w:t>- Le montant obtenus sur les services rendus par l'entreprise Commerce de condiment au cours des 30 derniers jours ou durant le dernier mois où l'entreprise a fonctionné n'a pas été renseigné, prière de mettre de 0 si l'entreprise n'a pas rendu de service. Prière de renseigner les montants dans les champs (s10q46 s10q47 s10q48 s10q49 s10q50 s10q51 s10q52 s10q53 s10q54 s10q55 s10q56 s10q57), mettre 0 si l'entreprise Commerce de condiment n'a pas effectué des dépenses ou faire des reventes des marchandises ou des produits ou rendre de service.Cette entreprise Commerce de condiment dit avoir obtenu une valeur sur les marchandises vendu en etat, les marchandises vendu après transformation et les services rendus. Prière de corriger. Cette entreprise Commerce de condiment dit avoir obtenu une valeur sur les marchandises vendu en etat et les marchandises vendu après transformation. La main d'oeuvre familiale pour MARIAMA POLANE ayant travaillé dans cette entreprise Commerce de condiment aucours des 12 derniers mois n'est pas renseigner. Prière de reneigner toutes les informations qui lui concerne. La main d'oeuvre sariale de MARIAMA POLANE ayant travaillé dans cette entreprise Commerce de condiment aucours des 30 derniers jours n'est pas renseigner. Prière de reneigner toutes les informations qui lui concerne.</w:t>
       </w:r>
     </w:p>
     <w:p>
@@ -5673,7 +5673,7 @@
         <w:rPr>
           <w:sz w:val="20"/>
         </w:rPr>
-        <w:t>- Les informations sur ces entrepises non agricole manquent, prière de les renseigner. Le montant obtenus sur les services rendus par l'entreprise Vendeuse de petit déjeuner au cours des 30 derniers jours ou durant le dernier mois où l'entreprise a fonctionné n'a pas été renseigné, prière de mettre de 0 si l'entreprise n'a pas rendu de service. Prière de renseigner les montants dans les champs (s10q46 s10q47 s10q48 s10q49 s10q50 s10q51 s10q52 s10q53 s10q54 s10q55 s10q56 s10q57), mettre 0 si l'entreprise Vendeuse de petit déjeuner n'a pas effectué des dépenses ou faire des reventes des marchandises ou des produits ou rendre de service.Cette entreprise Vendeuse de petit déjeuner dit avoir obtenu une valeur sur les marchandises vendu en etat, les marchandises vendu après transformation et les services rendus. Prière de corriger. Cette entreprise Vendeuse de petit déjeuner dit avoir obtenu une valeur sur les marchandises vendu en etat et les marchandises vendu après transformation. La main d'oeuvre familiale pour FATOUMATA NDIAYE ayant travaillé dans cette entreprise Vendeuse de petit déjeuner aucours des 12 derniers mois n'est pas renseigner. Prière de reneigner toutes les informations qui lui concerne. La main d'oeuvre sariale de FATOUMATA NDIAYE ayant travaillé dans cette entreprise Vendeuse de petit déjeuner aucours des 30 derniers jours n'est pas renseigner. Prière de reneigner toutes les informations qui lui concerne.</w:t>
+        <w:t>- Les informations sur ces entrepises non agricole manquent, prière de les renseigner. Le montant obtenus sur les services rendus par l'entreprise Vendeuse de petit déjeuner au cours des 30 derniers jours ou durant le dernier mois où l'entreprise a fonctionné n'a pas été renseigné, prière de mettre de 0 si l'entreprise n'a pas rendu de service. Prière de renseigner les montants dans les champs (s10q46 s10q47 s10q48 s10q49 s10q50 s10q51 s10q52 s10q53 s10q54 s10q55 s10q56 s10q57), mettre 0 si l'entreprise Vendeuse de petit déjeuner n'a pas effectué des dépenses ou faire des reventes des marchandises ou des produits ou rendre de service.Cette entreprise Vendeuse de petit déjeuner dit avoir obtenu une valeur sur les marchandises vendu en etat, les marchandises vendu après transformation et les services rendus. Prière de corriger. Cette entreprise Vendeuse de petit déjeuner dit avoir obtenu une valeur sur les marchandises vendu en etat et les marchandises vendu après transformation. La main d'oeuvre familiale pour OUSMANE DIOP ayant travaillé dans cette entreprise Vendeuse de petit déjeuner aucours des 12 derniers mois n'est pas renseigner. Prière de reneigner toutes les informations qui lui concerne. La main d'oeuvre sariale de OUSMANE DIOP ayant travaillé dans cette entreprise Vendeuse de petit déjeuner aucours des 30 derniers jours n'est pas renseigner. Prière de reneigner toutes les informations qui lui concerne.</w:t>
       </w:r>
     </w:p>
     <w:p>

--- a/rapports/16_02_2026/TRAORE/coh_EQ15_sup_082202020006.docx
+++ b/rapports/16_02_2026/TRAORE/coh_EQ15_sup_082202020006.docx
@@ -25,7 +25,7 @@
         <w:br/>
         <w:t>Grappe: 082202020006</w:t>
         <w:br/>
-        <w:t>Date: 16/02/2026 a 12:58</w:t>
+        <w:t>Date: 16/02/2026 a 13:04</w:t>
       </w:r>
     </w:p>
     <w:p/>
@@ -97,7 +97,7 @@
           </w:tcPr>
           <w:p>
             <w:r>
-              <w:t>9</w:t>
+              <w:t>12</w:t>
             </w:r>
           </w:p>
         </w:tc>
@@ -119,7 +119,7 @@
           </w:tcPr>
           <w:p>
             <w:r>
-              <w:t>28</w:t>
+              <w:t>26</w:t>
             </w:r>
           </w:p>
         </w:tc>
@@ -219,7 +219,39 @@
           </w:tcPr>
           <w:p>
             <w:r>
-              <w:t>9</w:t>
+              <w:t>12</w:t>
+            </w:r>
+          </w:p>
+        </w:tc>
+      </w:tr>
+      <w:tr>
+        <w:tc>
+          <w:tcPr>
+            <w:tcW w:type="dxa" w:w="3324"/>
+          </w:tcPr>
+          <w:p>
+            <w:r>
+              <w:t>Section7b</w:t>
+            </w:r>
+          </w:p>
+        </w:tc>
+        <w:tc>
+          <w:tcPr>
+            <w:tcW w:type="dxa" w:w="3324"/>
+          </w:tcPr>
+          <w:p>
+            <w:r>
+              <w:t>Consommation alimentaire - 7 jours</w:t>
+            </w:r>
+          </w:p>
+        </w:tc>
+        <w:tc>
+          <w:tcPr>
+            <w:tcW w:type="dxa" w:w="3324"/>
+          </w:tcPr>
+          <w:p>
+            <w:r>
+              <w:t>12</w:t>
             </w:r>
           </w:p>
         </w:tc>
@@ -251,7 +283,7 @@
           </w:tcPr>
           <w:p>
             <w:r>
-              <w:t>9</w:t>
+              <w:t>12</w:t>
             </w:r>
           </w:p>
         </w:tc>
@@ -283,39 +315,7 @@
           </w:tcPr>
           <w:p>
             <w:r>
-              <w:t>8</w:t>
-            </w:r>
-          </w:p>
-        </w:tc>
-      </w:tr>
-      <w:tr>
-        <w:tc>
-          <w:tcPr>
-            <w:tcW w:type="dxa" w:w="3324"/>
-          </w:tcPr>
-          <w:p>
-            <w:r>
-              <w:t>Section7b</w:t>
-            </w:r>
-          </w:p>
-        </w:tc>
-        <w:tc>
-          <w:tcPr>
-            <w:tcW w:type="dxa" w:w="3324"/>
-          </w:tcPr>
-          <w:p>
-            <w:r>
-              <w:t>Consommation alimentaire - 7 jours</w:t>
-            </w:r>
-          </w:p>
-        </w:tc>
-        <w:tc>
-          <w:tcPr>
-            <w:tcW w:type="dxa" w:w="3324"/>
-          </w:tcPr>
-          <w:p>
-            <w:r>
-              <w:t>8</w:t>
+              <w:t>11</w:t>
             </w:r>
           </w:p>
         </w:tc>
@@ -347,7 +347,7 @@
           </w:tcPr>
           <w:p>
             <w:r>
-              <w:t>7</w:t>
+              <w:t>10</w:t>
             </w:r>
           </w:p>
         </w:tc>
@@ -379,7 +379,7 @@
           </w:tcPr>
           <w:p>
             <w:r>
-              <w:t>6</w:t>
+              <w:t>8</w:t>
             </w:r>
           </w:p>
         </w:tc>
@@ -391,7 +391,7 @@
           </w:tcPr>
           <w:p>
             <w:r>
-              <w:t>Section10b</w:t>
+              <w:t>Section9c</w:t>
             </w:r>
           </w:p>
         </w:tc>
@@ -401,7 +401,7 @@
           </w:tcPr>
           <w:p>
             <w:r>
-              <w:t>caracteristiques entreprise non agricole</w:t>
+              <w:t>Depenses non-alimentaires - 30 jours</w:t>
             </w:r>
           </w:p>
         </w:tc>
@@ -411,7 +411,7 @@
           </w:tcPr>
           <w:p>
             <w:r>
-              <w:t>6</w:t>
+              <w:t>7</w:t>
             </w:r>
           </w:p>
         </w:tc>
@@ -423,7 +423,7 @@
           </w:tcPr>
           <w:p>
             <w:r>
-              <w:t>Section3</w:t>
+              <w:t>Section12</w:t>
             </w:r>
           </w:p>
         </w:tc>
@@ -433,7 +433,7 @@
           </w:tcPr>
           <w:p>
             <w:r>
-              <w:t>Sante</w:t>
+              <w:t>Actifs du menage</w:t>
             </w:r>
           </w:p>
         </w:tc>
@@ -443,7 +443,7 @@
           </w:tcPr>
           <w:p>
             <w:r>
-              <w:t>4</w:t>
+              <w:t>7</w:t>
             </w:r>
           </w:p>
         </w:tc>
@@ -475,7 +475,7 @@
           </w:tcPr>
           <w:p>
             <w:r>
-              <w:t>4</w:t>
+              <w:t>6</w:t>
             </w:r>
           </w:p>
         </w:tc>
@@ -487,7 +487,7 @@
           </w:tcPr>
           <w:p>
             <w:r>
-              <w:t>Section4c</w:t>
+              <w:t>Section11</w:t>
             </w:r>
           </w:p>
         </w:tc>
@@ -497,7 +497,7 @@
           </w:tcPr>
           <w:p>
             <w:r>
-              <w:t>Emploi - Activite secondaire</w:t>
+              <w:t>Caracteristiques logement</w:t>
             </w:r>
           </w:p>
         </w:tc>
@@ -507,7 +507,7 @@
           </w:tcPr>
           <w:p>
             <w:r>
-              <w:t>4</w:t>
+              <w:t>6</w:t>
             </w:r>
           </w:p>
         </w:tc>
@@ -965,7 +965,7 @@
         <w:rPr>
           <w:sz w:val="20"/>
         </w:rPr>
-        <w:t>- Attention ! Le prix unitaire d'achat (50 Fcfa) de Sel en Sachets (Moyen) est relativement faible par rapport aux autres prix observés dans cette zone. Prière de corriger ou de confirmer avec le QG. Avertissement!! La quantité (3.75 litre) du produit Huile de palme raffinée consommée  par le ménage semble très élevé, prière de corriger ou confirmer avec le QG. Avertissement!!! Le ménage a consommé 7 Paquet Petit de Thé en sachet, cette quantité semble anormale pour une consommation des 7 derniers jours.Prière de corriger ou de confirmer avec le QG. Avertissement!! le prix unitaire (100 Fcfa) de Thé en sachet (unité: Paquet) de taille Petit est très faible ou élevé. Prière de corriger ou de confirmer avec le QG. Avertissement!!! Le ménage a consommé 8 Morceau (Portion) Petit de Carpe séchée, cette quantité semble anormale pour une consommation des 7 derniers jours.Prière de corriger ou de confirmer avec le QG.</w:t>
+        <w:t>- Attention ! Le prix unitaire d'achat (50 Fcfa) de Sel en Sachets (Moyen) est relativement faible par rapport aux autres prix observés dans cette zone. Prière de corriger ou de confirmer avec le QG. Avertissement!! La quantité (3.75 litre) du produit Huile de palme raffinée consommée  par le ménage semble très élevé, prière de corriger ou confirmer avec le QG. Avertissement!!! Le ménage a consommé 7 Paquet Petit de Thé en sachet, cette quantité semble anormale pour une consommation des 7 derniers jours.Prière de corriger ou de confirmer avec le QG. Avertissement!! le prix unitaire (100 Fcfa) de Thé en sachet (unité: Paquet) de taille Petit est très faible ou élevé. Prière de corriger ou de confirmer avec le QG. Avertissement!!! Le ménage a consommé 8 Morceau (Portion) Petit de Carpe séchée, cette quantité semble anormale pour une consommation des 7 derniers jours.Prière de corriger ou de confirmer avec le QG. Attention ! Soupçons de quantité anormale! Le ménage de MOUHAMADOU SY avec une taille de 5 personnes a consommé 8 Morceau (Portion) en Petit de Carpe séchée qui est relativement élevé comme consommation par rapport à la condition de vie des autres ménages de même taille dans cette zone. Prière de corriger ou de confirmer avec le QG.</w:t>
       </w:r>
     </w:p>
     <w:p>
@@ -1566,27 +1566,6 @@
     </w:p>
     <w:p>
       <w:r>
-        <w:rPr>
-          <w:b/>
-          <w:color w:val="4672C4"/>
-          <w:sz w:val="22"/>
-        </w:rPr>
-        <w:t>&gt;&gt; Section19 - Equipements agricoles</w:t>
-      </w:r>
-    </w:p>
-    <w:p>
-      <w:pPr>
-        <w:ind w:left="283"/>
-      </w:pPr>
-      <w:r>
-        <w:rPr>
-          <w:sz w:val="20"/>
-        </w:rPr>
-        <w:t>- Attention ! Abreuvoir / Mangeoire a été revendu à 5000 Fcfa qui est relativement élevé par rapport aux autres prix de revente observés dans cette zone. Prière de corriger ou de confirmer avec le QG.</w:t>
-      </w:r>
-    </w:p>
-    <w:p>
-      <w:r>
         <w:t>________________________________________________________________________________</w:t>
       </w:r>
     </w:p>
@@ -2006,7 +1985,7 @@
         <w:rPr>
           <w:sz w:val="20"/>
         </w:rPr>
-        <w:t>- Attention ! Le prix unitaire d'achat (100 Fcfa) de Piment frais en Pièce (Petit) est relativement élevé par rapport aux autres prix observés dans cette zone. Prière de corriger ou de confirmer avec le QG. Attention ! Le prix unitaire d'achat (200 Fcfa) de Lait en poudre en Sachets (Petit) est relativement élevé par rapport aux autres prix observés dans cette zone. Prière de corriger ou de confirmer avec le QG. Attention ! Le prix unitaire d'achat (4500 Fcfa) de Viande de bœuf: filet, faux-filet en Kg (taille unique) est relativement élevé par rapport aux autres prix observés dans cette zone. Prière de corriger ou de confirmer avec le QG. Attention ! Le prix unitaire d'achat (50 Fcfa) de Sel en Sachets (Moyen) est relativement faible par rapport aux autres prix observés dans cette zone. Prière de corriger ou de confirmer avec le QG. Attention ! Le prix unitaire d'achat (83.33334 Fcfa) de Ail en Gousse (Moyen) est relativement faible par rapport aux autres prix observés dans cette zone. Prière de corriger ou de confirmer avec le QG. Attention ! Soupçons de quantité anormale! Le ménage de NDONGO CISSE avec une taille de 5 personnes a consommé 14 Pièce en taille unique de Œufs frais qui est relativement élevé comme consommation par rapport à la condition de vie des autres ménages de même taille dans cette zone. Prière de corriger ou de confirmer avec le QG. Avertissement!! La quantité (3.5 litre) du produit Huile de palme raffinée consommée  par le ménage semble très élevé, prière de corriger ou confirmer avec le QG. Avertissement!!! Le ménage a consommé 0.12 Kg taille unique de Poivre, cette quantité semble anormale pour une consommation des 7 derniers jours. prière de corriger ou de confirmer avec le QG. Attention ! Soupçons de quantité anormale! Le ménage de NDONGO CISSE avec une taille de 5 personnes a consommé .12 Kg en taille unique de Poivre qui est relativement élevé comme consommation par rapport à la condition de vie des autres ménages de même taille dans cette zone. Prière de corriger ou de confirmer avec le QG. Avertissement!!! Le ménage a consommé 7 Paquet Petit de Thé en sachet, cette quantité semble anormale pour une consommation des 7 derniers jours.Prière de corriger ou de confirmer avec le QG. Avertissement!! le prix unitaire (100 Fcfa) de Thé en sachet (unité: Paquet) de taille Petit est très faible ou élevé. Prière de corriger ou de confirmer avec le QG.</w:t>
+        <w:t>- Attention ! Le prix unitaire d'achat (37.5 Fcfa) de Pommes en Pièce (Moyen) est relativement faible par rapport aux autres prix observés dans cette zone. Prière de corriger ou de confirmer avec le QG. Attention ! Le prix unitaire d'achat (4500 Fcfa) de Viande de bœuf: filet, faux-filet en Kg (taille unique) est relativement élevé par rapport aux autres prix observés dans cette zone. Prière de corriger ou de confirmer avec le QG. Attention ! Le prix unitaire d'achat (50 Fcfa) de Sel en Sachets (Moyen) est relativement faible par rapport aux autres prix observés dans cette zone. Prière de corriger ou de confirmer avec le QG. Attention ! Le prix unitaire d'achat (83.33334 Fcfa) de Ail en Gousse (Moyen) est relativement faible par rapport aux autres prix observés dans cette zone. Prière de corriger ou de confirmer avec le QG. Attention ! Soupçons de quantité anormale! Le ménage de NDONGO CISSE avec une taille de 5 personnes a consommé 7 Tas en Petit de Poivron frais qui est relativement élevé comme consommation par rapport à la condition de vie des autres ménages de même taille dans cette zone. Prière de corriger ou de confirmer avec le QG. Avertissement!! La quantité (3.5 litre) du produit Huile de palme raffinée consommée  par le ménage semble très élevé, prière de corriger ou confirmer avec le QG. Attention ! Le prix unitaire d'achat (1200 Fcfa) de Huile de palme raffinée en Litre (taille unique) est relativement élevé par rapport aux autres prix observés dans cette zone. Prière de corriger ou de confirmer avec le QG. Avertissement!!! Le ménage a consommé 0.12 Kg taille unique de Poivre, cette quantité semble anormale pour une consommation des 7 derniers jours. prière de corriger ou de confirmer avec le QG. Avertissement!!! Le ménage a consommé 7 Paquet Petit de Thé en sachet, cette quantité semble anormale pour une consommation des 7 derniers jours.Prière de corriger ou de confirmer avec le QG. Avertissement!! le prix unitaire (100 Fcfa) de Thé en sachet (unité: Paquet) de taille Petit est très faible ou élevé. Prière de corriger ou de confirmer avec le QG.</w:t>
       </w:r>
     </w:p>
     <w:p>
@@ -2576,7 +2555,7 @@
         <w:rPr>
           <w:sz w:val="20"/>
         </w:rPr>
-        <w:t>- Attention ! Le prix unitaire d'achat (200 Fcfa) de Poivre en Sachets (Petit) est relativement élevé par rapport aux autres prix observés dans cette zone. Prière de corriger ou de confirmer avec le QG. Attention ! Le prix unitaire d'achat (3500 Fcfa) de Viande de bœuf: filet, faux-filet en Kg (taille unique) est relativement faible par rapport aux autres prix observés dans cette zone. Prière de corriger ou de confirmer avec le QG. Attention ! Le prix unitaire d'achat (50 Fcfa) de Feuilles de  Haricot en Sachets (Petit) est relativement faible par rapport aux autres prix observés dans cette zone. Prière de corriger ou de confirmer avec le QG. Avertissement!! La quantité (3.5 litre) du produit Huile de palme raffinée consommée  par le ménage semble très élevé, prière de corriger ou confirmer avec le QG. Avertissement!!! Le ménage a consommé 15 Pièce Moyen de Capitaine frais, cette quantité semble anormale pour une consommation des 7 derniers jours.Prière de corriger ou de confirmer avec le QG. Avertissement!!! Le ménage a consommé 7 Paquet Petit de Thé en sachet, cette quantité semble anormale pour une consommation des 7 derniers jours.Prière de corriger ou de confirmer avec le QG. Avertissement!! le prix unitaire (100 Fcfa) de Thé en sachet (unité: Paquet) de taille Petit est très faible ou élevé. Prière de corriger ou de confirmer avec le QG. Avertissement!!!Le ménage a consommé 56 miche de Moyen de Pain traditionnel (Baguette)  ce qui semble incoherent pour une consommation aucours des 7 derniers jours, prière de verifier et corriger. Le prix d'achat unitaire (6000 Fcfa) de Viande de mouton en Kg de taille taille unique prière de regarder les reponses prises dans les questions s07bq07a s07bq07b s07bq07c s07bq08 pour mieux corriger. Attention ! Le prix unitaire d'achat (6000 Fcfa) de Viande de mouton en Kg (taille unique) est relativement élevé par rapport aux autres prix observés dans cette zone. Prière de corriger ou de confirmer avec le QG.</w:t>
+        <w:t>- Attention ! Le prix unitaire d'achat (200 Fcfa) de Poivre en Sachets (Petit) est relativement élevé par rapport aux autres prix observés dans cette zone. Prière de corriger ou de confirmer avec le QG. Attention ! Le prix unitaire d'achat (3500 Fcfa) de Viande de bœuf: filet, faux-filet en Kg (taille unique) est relativement faible par rapport aux autres prix observés dans cette zone. Prière de corriger ou de confirmer avec le QG. Attention ! Le prix unitaire d'achat (50 Fcfa) de Feuilles de  Haricot en Sachets (Petit) est relativement faible par rapport aux autres prix observés dans cette zone. Prière de corriger ou de confirmer avec le QG. Avertissement!! La quantité (3.5 litre) du produit Huile de palme raffinée consommée  par le ménage semble très élevé, prière de corriger ou confirmer avec le QG. Attention ! Le prix unitaire d'achat (1200 Fcfa) de Huile de palme raffinée en Litre (taille unique) est relativement élevé par rapport aux autres prix observés dans cette zone. Prière de corriger ou de confirmer avec le QG. Avertissement!!! Le ménage a consommé 15 Pièce Moyen de Capitaine frais, cette quantité semble anormale pour une consommation des 7 derniers jours.Prière de corriger ou de confirmer avec le QG. Avertissement!!! Le ménage a consommé 7 Paquet Petit de Thé en sachet, cette quantité semble anormale pour une consommation des 7 derniers jours.Prière de corriger ou de confirmer avec le QG. Avertissement!! le prix unitaire (100 Fcfa) de Thé en sachet (unité: Paquet) de taille Petit est très faible ou élevé. Prière de corriger ou de confirmer avec le QG. Avertissement!!!Le ménage a consommé 56 miche de Moyen de Pain traditionnel (Baguette)  ce qui semble incoherent pour une consommation aucours des 7 derniers jours, prière de verifier et corriger. Le prix d'achat unitaire (6000 Fcfa) de Viande de mouton en Kg de taille taille unique prière de regarder les reponses prises dans les questions s07bq07a s07bq07b s07bq07c s07bq08 pour mieux corriger. Attention ! Le prix unitaire d'achat (6000 Fcfa) de Viande de mouton en Kg (taille unique) est relativement élevé par rapport aux autres prix observés dans cette zone. Prière de corriger ou de confirmer avec le QG.</w:t>
       </w:r>
     </w:p>
     <w:p>
@@ -3040,7 +3019,7 @@
         <w:rPr>
           <w:sz w:val="20"/>
         </w:rPr>
-        <w:t>- Prière de renseigner toutes les informations du ménage dans la section 0 avant d'entamer les autres informations.</w:t>
+        <w:t>- Le questionnaire semble ne pas être complètement fini mais le questionnaire est en statut complet, prière de compléter le questionnaire.</w:t>
       </w:r>
     </w:p>
     <w:p>
@@ -3236,7 +3215,7 @@
         <w:rPr>
           <w:sz w:val="20"/>
         </w:rPr>
-        <w:t>- Attention ! Le prix unitaire d'achat (250 Fcfa) de Biscuits en Sachets industriel (Moyen) est relativement élevé par rapport aux autres prix observés dans cette zone. Prière de corriger ou de confirmer avec le QG. Attention ! Le prix unitaire d'achat (2500 Fcfa) de Carpe séchée en Kg (taille unique) est relativement élevé par rapport aux autres prix observés dans cette zone. Prière de corriger ou de confirmer avec le QG. Avertissement!! La quantité (6.75 litre) du produit Huile de palme brute consommée  par le ménage semble très élevé, prière de corriger ou confirmer avec le QG. Avertissement!!! Le ménage a consommé 14 Paquet Petit de Thé en sachet, cette quantité semble anormale pour une consommation des 7 derniers jours.Prière de corriger ou de confirmer avec le QG. Avertissement!! le prix unitaire (100 Fcfa) de Thé en sachet (unité: Paquet) de taille Petit est très faible ou élevé. Prière de corriger ou de confirmer avec le QG. Attention ! Soupçons de quantité anormale! Le ménage de PENDA PATHE BA avec une taille de 7 personnes a consommé 14 Paquet en Petit de Thé en sachet qui est relativement élevé comme consommation par rapport à la condition de vie des autres ménages de même taille dans cette zone. Prière de corriger ou de confirmer avec le QG. Avertissement!!! Le ménage a consommé 16 Pièce Moyen de Capitaine frais, cette quantité semble anormale pour une consommation des 7 derniers jours.Prière de corriger ou de confirmer avec le QG. Incohérence!! Dans ce ménage, chaque individus consomme par jour .7653061 Kg  de cereale; Prière de revoir les quantités prises de ces produits. Incohérence!! Dans ce ménage, chaque individus consomme par jour .7653061 Kg  de cereale; Prière de revoir les quantités prises de ces produits. Incohérence!! Dans ce ménage, chaque individus consomme par jour .7653061 Kg  de cereale; Prière de revoir les quantités prises de ces produits. Le prix d'achat unitaire (750 Fcfa) de Sel en Sac (25 Kg) de taille taille unique est très faible, prière de regarder les reponses prises dans les questions s07bq07a s07bq07b s07bq07c s07bq08 pour mieux corriger.</w:t>
+        <w:t>- Attention ! Le prix unitaire d'achat (250 Fcfa) de Biscuits en Sachets industriel (Moyen) est relativement élevé par rapport aux autres prix observés dans cette zone. Prière de corriger ou de confirmer avec le QG. Avertissement!! La quantité (6.75 litre) du produit Huile de palme brute consommée  par le ménage semble très élevé, prière de corriger ou confirmer avec le QG. Avertissement!!! Le ménage a consommé 14 Paquet Petit de Thé en sachet, cette quantité semble anormale pour une consommation des 7 derniers jours.Prière de corriger ou de confirmer avec le QG. Avertissement!! le prix unitaire (100 Fcfa) de Thé en sachet (unité: Paquet) de taille Petit est très faible ou élevé. Prière de corriger ou de confirmer avec le QG. Avertissement!!! Le ménage a consommé 16 Pièce Moyen de Capitaine frais, cette quantité semble anormale pour une consommation des 7 derniers jours.Prière de corriger ou de confirmer avec le QG. Incohérence!! Dans ce ménage, chaque individus consomme par jour .7653061 Kg  de cereale; Prière de revoir les quantités prises de ces produits. Incohérence!! Dans ce ménage, chaque individus consomme par jour .7653061 Kg  de cereale; Prière de revoir les quantités prises de ces produits. Incohérence!! Dans ce ménage, chaque individus consomme par jour .7653061 Kg  de cereale; Prière de revoir les quantités prises de ces produits. Attention ! Soupçons de quantité anormale! Le ménage de PENDA PATHE BA avec une taille de 7 personnes a consommé 25.5 Kg en taille unique de Riz importé parfumé qui est relativement élevé comme consommation par rapport à la condition de vie des autres ménages de même taille dans cette zone. Prière de corriger ou de confirmer avec le QG. Le prix d'achat unitaire (750 Fcfa) de Sel en Sac (25 Kg) de taille taille unique est très faible, prière de regarder les reponses prises dans les questions s07bq07a s07bq07b s07bq07c s07bq08 pour mieux corriger.</w:t>
       </w:r>
     </w:p>
     <w:p>
@@ -3278,11 +3257,640 @@
         <w:rPr>
           <w:sz w:val="20"/>
         </w:rPr>
-        <w:t xml:space="preserve">- La superficie de la parcelle PARCELLE ARACHIDE selon les mesures GPS est de .a hectare qui semble élevé ou faible, prière de corriger. </w:t>
+        <w:t xml:space="preserve">- La parcelle PARCELLE ARACHIDE n'a pas été mésurée pour des raisons comme qu'elle est trop petite, GPS en panne et que le Ménage indisponible. Nous vous rappelons que ces raisons ne passent pas pour la non mesure des parcelles prière de les mésurer. </w:t>
         <w:br/>
-        <w:t xml:space="preserve">- La superficie de la parcelle PARCELLE ARACHIDE selon les mesures GPS est de .a hectare qui semble élevé ou faible, prière de corriger. </w:t>
+        <w:t xml:space="preserve">- La parcelle PARCELLE ARACHIDE n'a pas été mésurée pour des raisons comme qu'elle est trop petite, GPS en panne et que le Ménage indisponible. Nous vous rappelons que ces raisons ne passent pas pour la non mesure des parcelles prière de les mésurer. </w:t>
         <w:br/>
-        <w:t>- Nous constatons que la question qui porte sur la mésure du champs de la parcelle PARCELLE ARACHIDE n'a pas été renseigné, la collecte était-il encours ou s'agit-il de quoi ? prière de verifier et corriger.</w:t>
+        <w:t xml:space="preserve">- La parcelle PARCELLE ARACHIDE n'a pas été mésurée pour des raisons comme qu'elle est trop petite, GPS en panne et que le Ménage indisponible. Nous vous rappelons que ces raisons ne passent pas pour la non mesure des parcelles prière de les mésurer. </w:t>
+        <w:br/>
+        <w:t>- La parcelle PARCELLE ARACHIDE n'a pas été mésurée pour des raisons comme qu'elle est trop petite, GPS en panne et que le Ménage indisponible. Nous vous rappelons que ces raisons ne passent pas pour la non mesure des parcelles prière de les mésurer.</w:t>
+      </w:r>
+    </w:p>
+    <w:p>
+      <w:r>
+        <w:t>________________________________________________________________________________</w:t>
+      </w:r>
+    </w:p>
+    <w:p>
+      <w:pPr>
+        <w:pStyle w:val="Heading2"/>
+      </w:pPr>
+      <w:r>
+        <w:t>Menage 7</w:t>
+      </w:r>
+    </w:p>
+    <w:tbl>
+      <w:tblPr>
+        <w:tblStyle w:val="TableGrid"/>
+        <w:tblW w:type="auto" w:w="0"/>
+        <w:tblLook w:firstColumn="1" w:firstRow="1" w:lastColumn="0" w:lastRow="0" w:noHBand="0" w:noVBand="1" w:val="04A0"/>
+      </w:tblPr>
+      <w:tblGrid>
+        <w:gridCol w:w="1662"/>
+        <w:gridCol w:w="1662"/>
+        <w:gridCol w:w="1662"/>
+        <w:gridCol w:w="1662"/>
+        <w:gridCol w:w="1662"/>
+        <w:gridCol w:w="1662"/>
+      </w:tblGrid>
+      <w:tr>
+        <w:tc>
+          <w:tcPr>
+            <w:tcW w:type="dxa" w:w="1662"/>
+            <w:shd w:fill="5B9BD5"/>
+          </w:tcPr>
+          <w:p>
+            <w:r>
+              <w:rPr>
+                <w:b/>
+                <w:color w:val="FFFFFF"/>
+                <w:sz w:val="16"/>
+              </w:rPr>
+              <w:t>Interview Key</w:t>
+            </w:r>
+          </w:p>
+        </w:tc>
+        <w:tc>
+          <w:tcPr>
+            <w:tcW w:type="dxa" w:w="1662"/>
+            <w:shd w:fill="5B9BD5"/>
+          </w:tcPr>
+          <w:p>
+            <w:r>
+              <w:rPr>
+                <w:b/>
+                <w:color w:val="FFFFFF"/>
+                <w:sz w:val="16"/>
+              </w:rPr>
+              <w:t>Interview ID</w:t>
+            </w:r>
+          </w:p>
+        </w:tc>
+        <w:tc>
+          <w:tcPr>
+            <w:tcW w:type="dxa" w:w="1662"/>
+            <w:shd w:fill="5B9BD5"/>
+          </w:tcPr>
+          <w:p>
+            <w:r>
+              <w:rPr>
+                <w:b/>
+                <w:color w:val="FFFFFF"/>
+                <w:sz w:val="16"/>
+              </w:rPr>
+              <w:t>ID Agent</w:t>
+            </w:r>
+          </w:p>
+        </w:tc>
+        <w:tc>
+          <w:tcPr>
+            <w:tcW w:type="dxa" w:w="1662"/>
+            <w:shd w:fill="5B9BD5"/>
+          </w:tcPr>
+          <w:p>
+            <w:r>
+              <w:rPr>
+                <w:b/>
+                <w:color w:val="FFFFFF"/>
+                <w:sz w:val="16"/>
+              </w:rPr>
+              <w:t>ID Equipe</w:t>
+            </w:r>
+          </w:p>
+        </w:tc>
+        <w:tc>
+          <w:tcPr>
+            <w:tcW w:type="dxa" w:w="1662"/>
+            <w:shd w:fill="5B9BD5"/>
+          </w:tcPr>
+          <w:p>
+            <w:r>
+              <w:rPr>
+                <w:b/>
+                <w:color w:val="FFFFFF"/>
+                <w:sz w:val="16"/>
+              </w:rPr>
+              <w:t>Agent</w:t>
+            </w:r>
+          </w:p>
+        </w:tc>
+        <w:tc>
+          <w:tcPr>
+            <w:tcW w:type="dxa" w:w="1662"/>
+            <w:shd w:fill="5B9BD5"/>
+          </w:tcPr>
+          <w:p>
+            <w:r>
+              <w:rPr>
+                <w:b/>
+                <w:color w:val="FFFFFF"/>
+                <w:sz w:val="16"/>
+              </w:rPr>
+              <w:t>Chef d'equipe</w:t>
+            </w:r>
+          </w:p>
+        </w:tc>
+      </w:tr>
+      <w:tr>
+        <w:tc>
+          <w:tcPr>
+            <w:tcW w:type="dxa" w:w="1662"/>
+          </w:tcPr>
+          <w:p>
+            <w:r>
+              <w:rPr>
+                <w:sz w:val="14"/>
+              </w:rPr>
+              <w:t>71-71-35-92</w:t>
+            </w:r>
+          </w:p>
+        </w:tc>
+        <w:tc>
+          <w:tcPr>
+            <w:tcW w:type="dxa" w:w="1662"/>
+          </w:tcPr>
+          <w:p>
+            <w:r>
+              <w:rPr>
+                <w:sz w:val="14"/>
+              </w:rPr>
+              <w:t>d801b4d084434416bebd4074c79fae91</w:t>
+            </w:r>
+          </w:p>
+        </w:tc>
+        <w:tc>
+          <w:tcPr>
+            <w:tcW w:type="dxa" w:w="1662"/>
+          </w:tcPr>
+          <w:p>
+            <w:r>
+              <w:rPr>
+                <w:sz w:val="14"/>
+              </w:rPr>
+              <w:t>EQ15_enq1</w:t>
+            </w:r>
+          </w:p>
+        </w:tc>
+        <w:tc>
+          <w:tcPr>
+            <w:tcW w:type="dxa" w:w="1662"/>
+          </w:tcPr>
+          <w:p>
+            <w:r>
+              <w:rPr>
+                <w:sz w:val="14"/>
+              </w:rPr>
+              <w:t>Equipe15</w:t>
+            </w:r>
+          </w:p>
+        </w:tc>
+        <w:tc>
+          <w:tcPr>
+            <w:tcW w:type="dxa" w:w="1662"/>
+          </w:tcPr>
+          <w:p>
+            <w:r>
+              <w:rPr>
+                <w:sz w:val="14"/>
+              </w:rPr>
+              <w:t>Boubacar DIOP</w:t>
+            </w:r>
+          </w:p>
+        </w:tc>
+        <w:tc>
+          <w:tcPr>
+            <w:tcW w:type="dxa" w:w="1662"/>
+          </w:tcPr>
+          <w:p>
+            <w:r>
+              <w:rPr>
+                <w:sz w:val="14"/>
+              </w:rPr>
+              <w:t>Aminata Djiby NDIAYE</w:t>
+            </w:r>
+          </w:p>
+        </w:tc>
+      </w:tr>
+    </w:tbl>
+    <w:p/>
+    <w:tbl>
+      <w:tblPr>
+        <w:tblStyle w:val="TableGrid"/>
+        <w:tblW w:type="auto" w:w="0"/>
+        <w:tblLook w:firstColumn="1" w:firstRow="1" w:lastColumn="0" w:lastRow="0" w:noHBand="0" w:noVBand="1" w:val="04A0"/>
+      </w:tblPr>
+      <w:tblGrid>
+        <w:gridCol w:w="3324"/>
+        <w:gridCol w:w="3324"/>
+        <w:gridCol w:w="3324"/>
+      </w:tblGrid>
+      <w:tr>
+        <w:tc>
+          <w:tcPr>
+            <w:tcW w:type="dxa" w:w="3324"/>
+            <w:shd w:fill="70AD47"/>
+          </w:tcPr>
+          <w:p>
+            <w:r>
+              <w:rPr>
+                <w:b/>
+                <w:color w:val="FFFFFF"/>
+                <w:sz w:val="18"/>
+              </w:rPr>
+              <w:t>Chef de Menage</w:t>
+            </w:r>
+          </w:p>
+        </w:tc>
+        <w:tc>
+          <w:tcPr>
+            <w:tcW w:type="dxa" w:w="3324"/>
+            <w:shd w:fill="70AD47"/>
+          </w:tcPr>
+          <w:p>
+            <w:r>
+              <w:rPr>
+                <w:b/>
+                <w:color w:val="FFFFFF"/>
+                <w:sz w:val="18"/>
+              </w:rPr>
+              <w:t>Quartier/Village (s00q05)</w:t>
+            </w:r>
+          </w:p>
+        </w:tc>
+        <w:tc>
+          <w:tcPr>
+            <w:tcW w:type="dxa" w:w="3324"/>
+            <w:shd w:fill="70AD47"/>
+          </w:tcPr>
+          <w:p>
+            <w:r>
+              <w:rPr>
+                <w:b/>
+                <w:color w:val="FFFFFF"/>
+                <w:sz w:val="18"/>
+              </w:rPr>
+              <w:t>Localisation GPS</w:t>
+            </w:r>
+          </w:p>
+        </w:tc>
+      </w:tr>
+      <w:tr>
+        <w:tc>
+          <w:tcPr>
+            <w:tcW w:type="dxa" w:w="3324"/>
+          </w:tcPr>
+          <w:p>
+            <w:r>
+              <w:rPr>
+                <w:sz w:val="18"/>
+              </w:rPr>
+              <w:t>PAPA THIAM</w:t>
+            </w:r>
+          </w:p>
+        </w:tc>
+        <w:tc>
+          <w:tcPr>
+            <w:tcW w:type="dxa" w:w="3324"/>
+          </w:tcPr>
+          <w:p>
+            <w:r>
+              <w:rPr>
+                <w:sz w:val="18"/>
+              </w:rPr>
+              <w:t>N/A</w:t>
+            </w:r>
+          </w:p>
+        </w:tc>
+        <w:tc>
+          <w:tcPr>
+            <w:tcW w:type="dxa" w:w="3324"/>
+          </w:tcPr>
+          <w:p>
+            <w:r/>
+            <w:hyperlink r:id="rId12">
+              <w:r>
+                <w:rPr>
+                  <w:color w:val="0563C1"/>
+                  <w:u w:val="single"/>
+                </w:rPr>
+                <w:t>LABGAR OUOLOF 1</w:t>
+              </w:r>
+            </w:hyperlink>
+          </w:p>
+        </w:tc>
+      </w:tr>
+    </w:tbl>
+    <w:p/>
+    <w:p>
+      <w:r>
+        <w:rPr>
+          <w:b/>
+          <w:color w:val="4672C4"/>
+          <w:sz w:val="22"/>
+        </w:rPr>
+        <w:t>&gt;&gt; Section1 - Caracteristiques des membres</w:t>
+      </w:r>
+    </w:p>
+    <w:p>
+      <w:pPr>
+        <w:ind w:left="283"/>
+      </w:pPr>
+      <w:r>
+        <w:rPr>
+          <w:sz w:val="20"/>
+        </w:rPr>
+        <w:t xml:space="preserve">- Avertissement!!!  PAPA THIAM  ne possède pas le téléphone android, a accès à l'internet , prière de confirmer cette information. </w:t>
+        <w:br/>
+        <w:t>- Les informations sur l'acte de naissance (ni Jours, ni mois et ni années) de  MAMADOU THIAM  manquent, s'il vous plait pouvez-vous fournir d'effort pour avoir ces informations.</w:t>
+      </w:r>
+    </w:p>
+    <w:p>
+      <w:r>
+        <w:rPr>
+          <w:b/>
+          <w:color w:val="4672C4"/>
+          <w:sz w:val="22"/>
+        </w:rPr>
+        <w:t>&gt;&gt; Section2 - Education</w:t>
+      </w:r>
+    </w:p>
+    <w:p>
+      <w:pPr>
+        <w:ind w:left="283"/>
+      </w:pPr>
+      <w:r>
+        <w:rPr>
+          <w:sz w:val="20"/>
+        </w:rPr>
+        <w:t xml:space="preserve">- Peu probable! ABDOU THIAM  n'arrive pas  à comprendre un petit texte lu dans une langue locale (s02q03). Veuillez corriger ou donner des explications au QG. Le domaine que ABDOU THIAM bénéficié de cette formation est Eaux et forêt et semble exister dans les modalités, prière de prendre attache avec le QG pour plus d'explication afin de la classer bien. </w:t>
+        <w:br/>
+        <w:t xml:space="preserve">- Peu probable! ABSATOU THIAM  n'arrive pas  à comprendre un petit texte lu dans une langue locale (s02q03). Veuillez corriger ou donner des explications au QG. Peu probable! ABSATOU THIAM  ne sait ni lire, ni écrire, ni comprendre dans aucune des langues  (s02q01,s02q02,s02q03). Veuillez corriger ou donner des explications au QG. </w:t>
+        <w:br/>
+        <w:t xml:space="preserve">- Peu probable! ALADJI SALA THIAM  n'arrive pas  à comprendre un petit texte lu dans une langue locale (s02q03). Veuillez corriger ou donner des explications au QG. </w:t>
+        <w:br/>
+        <w:t xml:space="preserve">- Peu probable! FATOU THIAM  n'arrive pas  à comprendre un petit texte lu dans une langue locale (s02q03). Veuillez corriger ou donner des explications au QG. Avertissement!!! L'âge de FATOU THIAM avec son niveau d'étude (Fondamental 1) semble incoherent, veuillez confirmer cette information avec le QG ou corriger l'incohérence.  Incohérence ! le montant payé de FATOU THIAM pour les frais de scolarité est très faible. veuillez, s'il vous plait, confirmer ces informations avec le QG ou apporter les corrections nécessaires.  Incohérence ! seulement les écoles gouvermentales paient les cotisations (Gouvernement, communauté, ONG ou organisation humanitaire). veuillez, s'il vous plait, confirmer cette information de FATOU THIAM avec le QG ou apporter les corrections nécessaires. Dans les milieux ruraux les frais d'uniformes de FATOU THIAM sont peut-être obligatoire et sont payés aussi dans les écoles privés, prière de verifier pour corriger ou confirmer avec le QG. Attention ! Le frais de scolarité (19000 Fcfa) de FATOU THIAM en 6ème année de Primaire est relativement élevé par rapport aux autres frais de scolarités observés dans cette zone. Prière de corriger ou de confirmer avec le QG. </w:t>
+        <w:br/>
+        <w:t xml:space="preserve">- Peu probable! MAMADOU THIAM  n'arrive pas  à comprendre un petit texte lu dans une langue locale (s02q03). Veuillez corriger ou donner des explications au QG. </w:t>
+        <w:br/>
+        <w:t>- Peu probable! PAPA THIAM  n'arrive pas  à comprendre un petit texte lu dans une langue locale (s02q03). Veuillez corriger ou donner des explications au QG. Peu probable! PAPA THIAM  ne sait ni lire, ni écrire, ni comprendre dans aucune des langues  (s02q01,s02q02,s02q03). Veuillez corriger ou donner des explications au QG.</w:t>
+      </w:r>
+    </w:p>
+    <w:p>
+      <w:r>
+        <w:rPr>
+          <w:b/>
+          <w:color w:val="4672C4"/>
+          <w:sz w:val="22"/>
+        </w:rPr>
+        <w:t>&gt;&gt; Section3 - Sante</w:t>
+      </w:r>
+    </w:p>
+    <w:p>
+      <w:pPr>
+        <w:ind w:left="283"/>
+      </w:pPr>
+      <w:r>
+        <w:rPr>
+          <w:sz w:val="20"/>
+        </w:rPr>
+        <w:t>- Le montant(230000 FCFA) des frais d'examens médicaux et des soins de PAPA THIAM semble trop faible ou élevé, veuillez revoir ce montant.</w:t>
+      </w:r>
+    </w:p>
+    <w:p>
+      <w:r>
+        <w:rPr>
+          <w:b/>
+          <w:color w:val="4672C4"/>
+          <w:sz w:val="22"/>
+        </w:rPr>
+        <w:t>&gt;&gt; Section4b - Emploi - Activite principale</w:t>
+      </w:r>
+    </w:p>
+    <w:p>
+      <w:pPr>
+        <w:ind w:left="283"/>
+      </w:pPr>
+      <w:r>
+        <w:rPr>
+          <w:sz w:val="20"/>
+        </w:rPr>
+        <w:t xml:space="preserve">- Attention ! Le nombre de jours que ABSATOU THIAM a travaillés par mois semble être inférieur à 15. Veuillez, s'il vous plaît, confirmer cette information. </w:t>
+        <w:br/>
+        <w:t xml:space="preserve">- Avertissement!! Le montant de PAPA THIAM semble trop élevé pour un revenu net gagné par semaine. Veuillez, s'il vous plaît, confirmer cette information avec le QG ou la corriger. </w:t>
+        <w:br/>
+        <w:t>- Nombre de mois exercé par ABDOU THIAM dans l'emploi au cours des 12 derniers mois semble faible, veuillez corriger s'il vous plait ou comfirmer avec le QG.</w:t>
+      </w:r>
+    </w:p>
+    <w:p>
+      <w:r>
+        <w:rPr>
+          <w:b/>
+          <w:color w:val="4672C4"/>
+          <w:sz w:val="22"/>
+        </w:rPr>
+        <w:t>&gt;&gt; Section4c - Emploi - Activite secondaire</w:t>
+      </w:r>
+    </w:p>
+    <w:p>
+      <w:pPr>
+        <w:ind w:left="283"/>
+      </w:pPr>
+      <w:r>
+        <w:rPr>
+          <w:sz w:val="20"/>
+        </w:rPr>
+        <w:t>- Avertissement!!! les informations de PAPA THIAM sur le nombre de mois, jours ou heures de son emploi secondaire sont superieur a celles de son emploi principal , veuillez corriger ou confirmer aupres du QG.</w:t>
+      </w:r>
+    </w:p>
+    <w:p>
+      <w:r>
+        <w:rPr>
+          <w:b/>
+          <w:color w:val="4672C4"/>
+          <w:sz w:val="22"/>
+        </w:rPr>
+        <w:t>&gt;&gt; Section7b - Consommation alimentaire - 7 jours</w:t>
+      </w:r>
+    </w:p>
+    <w:p>
+      <w:pPr>
+        <w:ind w:left="283"/>
+      </w:pPr>
+      <w:r>
+        <w:rPr>
+          <w:sz w:val="20"/>
+        </w:rPr>
+        <w:t>- Attention ! Le prix unitaire d'achat (100 Fcfa) de Arachides pilées en Sachets (Moyen) est relativement faible par rapport aux autres prix observés dans cette zone. Prière de corriger ou de confirmer avec le QG. Attention ! Soupçons de quantité anormale! Le ménage de PAPA THIAM avec une taille de 6 personnes a consommé 10 Gousse en Petit de Ail qui est relativement élevé comme consommation par rapport à la condition de vie des autres ménages de même taille dans cette zone. Prière de corriger ou de confirmer avec le QG. Avertissement!! La quantité (4.5 litre) du produit Huile de palme raffinée consommée  par le ménage semble très élevé, prière de corriger ou confirmer avec le QG. Avertissement!!! Le ménage a consommé 1 Paquet Moyen de Thé en sachet, cette quantité semble anormale pour une consommation des 7 derniers jours.Prière de corriger ou de confirmer avec le QG. Avertissement!!! Le ménage a consommé 19 Pièce Petit de Capitaine frais, cette quantité semble anormale pour une consommation des 7 derniers jours.Prière de corriger ou de confirmer avec le QG. Le prix d'achat unitaire (6000 Fcfa) de Poivre en Kg de taille taille unique prière de regarder les reponses prises dans les questions s07bq07a s07bq07b s07bq07c s07bq08 pour mieux corriger.</w:t>
+      </w:r>
+    </w:p>
+    <w:p>
+      <w:r>
+        <w:rPr>
+          <w:b/>
+          <w:color w:val="4672C4"/>
+          <w:sz w:val="22"/>
+        </w:rPr>
+        <w:t>&gt;&gt; Section9c - Depenses non-alimentaires - 30 jours</w:t>
+      </w:r>
+    </w:p>
+    <w:p>
+      <w:pPr>
+        <w:ind w:left="283"/>
+      </w:pPr>
+      <w:r>
+        <w:rPr>
+          <w:sz w:val="20"/>
+        </w:rPr>
+        <w:t>- Peu plausible! le montant de la dépense pour  Savon de ménage, lessive en poudre, détergents (eau de javel, etc. ) semble trop élevé. Veuillez, s'il vous plaît, confirmer cette information avec le QG ou la corriger.</w:t>
+      </w:r>
+    </w:p>
+    <w:p>
+      <w:r>
+        <w:rPr>
+          <w:b/>
+          <w:color w:val="4672C4"/>
+          <w:sz w:val="22"/>
+        </w:rPr>
+        <w:t>&gt;&gt; Section9d - Depenses non-alimentaires - 3 mois</w:t>
+      </w:r>
+    </w:p>
+    <w:p>
+      <w:pPr>
+        <w:ind w:left="283"/>
+      </w:pPr>
+      <w:r>
+        <w:rPr>
+          <w:sz w:val="20"/>
+        </w:rPr>
+        <w:t>- Peu plausible! le montant de la dépense pour Frais d'entretien et de réparation de chaussures: cirage, ressemelage, etc semble trop élevé. Veuillez, s'il vous plaît, confirmer cette information avec le QG ou la corriger.</w:t>
+      </w:r>
+    </w:p>
+    <w:p>
+      <w:r>
+        <w:rPr>
+          <w:b/>
+          <w:color w:val="4672C4"/>
+          <w:sz w:val="22"/>
+        </w:rPr>
+        <w:t>&gt;&gt; Section11 - Caracteristiques logement</w:t>
+      </w:r>
+    </w:p>
+    <w:p>
+      <w:pPr>
+        <w:ind w:left="283"/>
+      </w:pPr>
+      <w:r>
+        <w:rPr>
+          <w:sz w:val="20"/>
+        </w:rPr>
+        <w:t>- Le montant (FCFA) du loyer mensuel payé pour un logement comme le votre dans ce village/quartier est trop élevé, Veuillez s'il vous plaît corriger cette information.</w:t>
+      </w:r>
+    </w:p>
+    <w:p>
+      <w:r>
+        <w:rPr>
+          <w:b/>
+          <w:color w:val="4672C4"/>
+          <w:sz w:val="22"/>
+        </w:rPr>
+        <w:t>&gt;&gt; Section12 - Actifs du menage</w:t>
+      </w:r>
+    </w:p>
+    <w:p>
+      <w:pPr>
+        <w:ind w:left="283"/>
+      </w:pPr>
+      <w:r>
+        <w:rPr>
+          <w:sz w:val="20"/>
+        </w:rPr>
+        <w:t xml:space="preserve">- Attention ! Foyers améliorés a été achété à 3000 Fcfa est relativement faible par rapport aux autres prix d'achat observés dans cette zone. Prière de corriger ou de confirmer avec le QG. </w:t>
+        <w:br/>
+        <w:t>- Le nombre d'article ( Moto/Vélomoteur/Tricycle à moteur)  dans ce ménages est élevé (150000), prière de corriger ou confirmer avec le QG.</w:t>
+      </w:r>
+    </w:p>
+    <w:p>
+      <w:r>
+        <w:rPr>
+          <w:b/>
+          <w:color w:val="4672C4"/>
+          <w:sz w:val="22"/>
+        </w:rPr>
+        <w:t>&gt;&gt; Section14 - Chocs</w:t>
+      </w:r>
+    </w:p>
+    <w:p>
+      <w:pPr>
+        <w:ind w:left="283"/>
+      </w:pPr>
+      <w:r>
+        <w:rPr>
+          <w:sz w:val="20"/>
+        </w:rPr>
+        <w:t>- Avertissement!! Le ménage n'a été négativement affecté par aucun des problèmes donnés dans la section 14. Confirmez vous cette information avec le QG?</w:t>
+      </w:r>
+    </w:p>
+    <w:p>
+      <w:r>
+        <w:rPr>
+          <w:b/>
+          <w:color w:val="4672C4"/>
+          <w:sz w:val="22"/>
+        </w:rPr>
+        <w:t>&gt;&gt; Section16a - Champs et parcelles</w:t>
+      </w:r>
+    </w:p>
+    <w:p>
+      <w:pPr>
+        <w:ind w:left="283"/>
+      </w:pPr>
+      <w:r>
+        <w:rPr>
+          <w:sz w:val="20"/>
+        </w:rPr>
+        <w:t>- Le nombre d'application des engrais inorganiques dans la parcelle Parcelle arachide niébé est de  .a fois qui semble élevé ou faible, prière de corriger. La parcelle Parcelle arachide niébé n'a pas été mésurée pour des raisons comme qu'elle est trop petite, GPS en panne et que le Ménage indisponible. Nous vous rappelons que ces raisons ne passent pas pour la non mesure des parcelles prière de les mésurer.</w:t>
+      </w:r>
+    </w:p>
+    <w:p>
+      <w:r>
+        <w:rPr>
+          <w:b/>
+          <w:color w:val="4672C4"/>
+          <w:sz w:val="22"/>
+        </w:rPr>
+        <w:t>&gt;&gt; Section17 - Elevage</w:t>
+      </w:r>
+    </w:p>
+    <w:p>
+      <w:pPr>
+        <w:ind w:left="283"/>
+      </w:pPr>
+      <w:r>
+        <w:rPr>
+          <w:sz w:val="20"/>
+        </w:rPr>
+        <w:t>- Avertissement! Le prix de vente (500000 Fcfa) d'un Bovin est trop petit ou élevé . Veuillez confirmer ces informations avec le QG ou apporter les corrections nécessaires.</w:t>
+      </w:r>
+    </w:p>
+    <w:p>
+      <w:r>
+        <w:rPr>
+          <w:b/>
+          <w:color w:val="4672C4"/>
+          <w:sz w:val="22"/>
+        </w:rPr>
+        <w:t>&gt;&gt; Section19 - Equipements agricoles</w:t>
+      </w:r>
+    </w:p>
+    <w:p>
+      <w:pPr>
+        <w:ind w:left="283"/>
+      </w:pPr>
+      <w:r>
+        <w:rPr>
+          <w:sz w:val="20"/>
+        </w:rPr>
+        <w:t>- Attention ! Houe/daba/hilaire a été achété à 70000 Fcfa est relativement élevé par rapport aux autres prix d'achat observés dans cette zone. Prière de corriger ou de confirmer avec le QG. Attention ! Houe/daba/hilaire a été revendu à 70000 Fcfa qui est relativement élevé par rapport aux autres prix de revente observés dans cette zone. Prière de corriger ou de confirmer avec le QG.</w:t>
       </w:r>
     </w:p>
     <w:p>
@@ -3586,7 +4194,7 @@
           </w:tcPr>
           <w:p>
             <w:r/>
-            <w:hyperlink r:id="rId12">
+            <w:hyperlink r:id="rId13">
               <w:r>
                 <w:rPr>
                   <w:color w:val="0563C1"/>
@@ -3741,7 +4349,7 @@
         <w:rPr>
           <w:sz w:val="20"/>
         </w:rPr>
-        <w:t>- Attention ! Le prix unitaire d'achat (50 Fcfa) de Piment frais en Sachets (Petit) est relativement faible par rapport aux autres prix observés dans cette zone. Prière de corriger ou de confirmer avec le QG. Avertissement!!! Le ménage a consommé 24 Pièce Moyen de Capitaine frais, cette quantité semble anormale pour une consommation des 7 derniers jours.Prière de corriger ou de confirmer avec le QG. Avertissement!!! Le ménage a consommé 7 Paquet Petit de Thé en sachet, cette quantité semble anormale pour une consommation des 7 derniers jours.Prière de corriger ou de confirmer avec le QG. Avertissement!! le prix unitaire (100 Fcfa) de Thé en sachet (unité: Paquet) de taille Petit est très faible ou élevé. Prière de corriger ou de confirmer avec le QG.</w:t>
+        <w:t>- Attention ! Le prix unitaire d'achat (50 Fcfa) de Ail en Gousse (Petit) est relativement faible par rapport aux autres prix observés dans cette zone. Prière de corriger ou de confirmer avec le QG. Attention ! Le prix unitaire d'achat (50 Fcfa) de Piment frais en Sachets (Petit) est relativement faible par rapport aux autres prix observés dans cette zone. Prière de corriger ou de confirmer avec le QG. Avertissement!!! Le ménage a consommé 24 Pièce Moyen de Capitaine frais, cette quantité semble anormale pour une consommation des 7 derniers jours.Prière de corriger ou de confirmer avec le QG. Avertissement!!! Le ménage a consommé 7 Paquet Petit de Thé en sachet, cette quantité semble anormale pour une consommation des 7 derniers jours.Prière de corriger ou de confirmer avec le QG. Avertissement!! le prix unitaire (100 Fcfa) de Thé en sachet (unité: Paquet) de taille Petit est très faible ou élevé. Prière de corriger ou de confirmer avec le QG.</w:t>
       </w:r>
     </w:p>
     <w:p>
@@ -4107,12 +4715,16 @@
             <w:tcW w:type="dxa" w:w="3324"/>
           </w:tcPr>
           <w:p>
-            <w:r>
-              <w:rPr>
-                <w:sz w:val="18"/>
-              </w:rPr>
-              <w:t>N/A</w:t>
-            </w:r>
+            <w:r/>
+            <w:hyperlink r:id="rId14">
+              <w:r>
+                <w:rPr>
+                  <w:color w:val="0563C1"/>
+                  <w:u w:val="single"/>
+                </w:rPr>
+                <w:t>LABGAR OUOLOF 1</w:t>
+              </w:r>
+            </w:hyperlink>
           </w:p>
         </w:tc>
       </w:tr>
@@ -4136,7 +4748,7 @@
         <w:rPr>
           <w:sz w:val="20"/>
         </w:rPr>
-        <w:t>- Il est obligatoire de prendre les coordonnées Gps avant d'administrer le questionnaire. Prière de prendre les coordonnées GPS.</w:t>
+        <w:t>- Le questionnaire semble ne pas être complètement fini mais le questionnaire est en statut complet, prière de compléter le questionnaire. Il est obligatoire de prendre les coordonnées Gps avant d'administrer le questionnaire. Prière de prendre les coordonnées GPS.</w:t>
       </w:r>
     </w:p>
     <w:p>
@@ -4157,9 +4769,7 @@
         <w:rPr>
           <w:sz w:val="20"/>
         </w:rPr>
-        <w:t xml:space="preserve">- L'utilisations de l'internet  de ABDOU SARR est Jeux et semble exister dans les modalités, prière de prendre attache avec le QG pour plus d'explication afin de la classer bien. </w:t>
-        <w:br/>
-        <w:t>- Les informations sur l'acte de naissance (ni Jours, ni mois et ni années) de  WALY MANGANE  manquent, s'il vous plait pouvez-vous fournir d'effort pour avoir ces informations. Le mois de l'enfant ( WALY MANGANE ) n'est pas connu mais vous avez declaré en s01q04a le nombre de mois, prière de changer NSP au niveau de s01q03b.</w:t>
+        <w:t>- L'utilisations de l'internet  de ABDOU SARR est Jeux et semble exister dans les modalités, prière de prendre attache avec le QG pour plus d'explication afin de la classer bien.</w:t>
       </w:r>
     </w:p>
     <w:p>
@@ -4181,6 +4791,8 @@
           <w:sz w:val="20"/>
         </w:rPr>
         <w:t xml:space="preserve">- Peu probable! ABDOU SARR  n'arrive pas  à comprendre un petit texte lu dans une langue locale (s02q03). Veuillez corriger ou donner des explications au QG. </w:t>
+        <w:br/>
+        <w:t xml:space="preserve">- Peu probable! KADIATA SARR  n'arrive pas  à comprendre un petit texte lu dans une langue locale (s02q03). Veuillez corriger ou donner des explications au QG. Incohérence!! KADIATA SARR fréquente l'école  mais ne paie ni la scolarité ni la cotisation, prière de corriger ou fournir une explication à cela. </w:t>
         <w:br/>
         <w:t xml:space="preserve">- Peu probable! LALY POLANE  n'arrive pas  à comprendre un petit texte lu dans une langue locale (s02q03). Veuillez corriger ou donner des explications au QG. Peu probable! LALY POLANE  ne sait ni lire, ni écrire, ni comprendre dans aucune des langues  (s02q01,s02q02,s02q03). Veuillez corriger ou donner des explications au QG. </w:t>
         <w:br/>
@@ -4211,12 +4823,6 @@
         <w:rPr>
           <w:sz w:val="20"/>
         </w:rPr>
-        <w:t xml:space="preserve">- || </w:t>
-        <w:br/>
-        <w:t xml:space="preserve">- </w:t>
-        <w:br/>
-        <w:t xml:space="preserve">- </w:t>
-        <w:br/>
         <w:t xml:space="preserve">- Le principal problème de santé que ABDOU SARR a eu est Maux de tête et semble exister dans les modalités, prière de prendre attache avec le QG pour plus d'explication afin de la classer bien. </w:t>
         <w:br/>
         <w:t>- Le principal problème de santé que LALY POLANE a eu est Maux de tête et semble exister dans les modalités, prière de prendre attache avec le QG pour plus d'explication afin de la classer bien.</w:t>
@@ -4240,15 +4846,9 @@
         <w:rPr>
           <w:sz w:val="20"/>
         </w:rPr>
-        <w:t xml:space="preserve">- AvertissementABDOU SARR  travaille mais les questions relatives à son emploi principal ne sont pas renseignées à 100%, prière de les renseigner. </w:t>
+        <w:t xml:space="preserve">- Attention ! Le nombre de jours que LALY POLANE a travaillés par mois semble être inférieur à 15. Veuillez, s'il vous plaît, confirmer cette information. </w:t>
         <w:br/>
-        <w:t xml:space="preserve">-  AvertissementLALY POLANE  travaille mais les questions relatives à son emploi principal ne sont pas renseignées à 100%, prière de les renseigner. Attention ! Le nombre de jours que LALY POLANE a travaillés par mois semble être inférieur à 15. Veuillez, s'il vous plaît, confirmer cette information. </w:t>
-        <w:br/>
-        <w:t xml:space="preserve">-  AvertissementOUMAR SARR  travaille mais les questions relatives à son emploi principal ne sont pas renseignées à 100%, prière de les renseigner. </w:t>
-        <w:br/>
-        <w:t xml:space="preserve">-  AvertissementSAMBA SARR  travaille mais les questions relatives à son emploi principal ne sont pas renseignées à 100%, prière de les renseigner. </w:t>
-        <w:br/>
-        <w:t>-  AvertissementSERIGNE CISSE  travaille mais les questions relatives à son emploi principal ne sont pas renseignées à 100%, prière de les renseigner. Attention ! Le nombre de jours que SERIGNE CISSE a travaillés par mois semble être inférieur à 15. Veuillez, s'il vous plaît, confirmer cette information. Vous avez sélectionné l'option 'Ne sait pas' pour la catégorie socioprofessionnelle de SERIGNE CISSE ou vous ne l'avez pas renseigné. prière de corriger.</w:t>
+        <w:t>- Attention ! Le nombre de jours que SERIGNE CISSE a travaillés par mois semble être inférieur à 15. Veuillez, s'il vous plaît, confirmer cette information.</w:t>
       </w:r>
     </w:p>
     <w:p>
@@ -4269,13 +4869,13 @@
         <w:rPr>
           <w:sz w:val="20"/>
         </w:rPr>
-        <w:t xml:space="preserve">- AvertissementABDOU SARR  travaille mais les questions relatives à son emploi secondaire ne sont pas renseignées à 100%, prière de les renseigner. Prière de changer la branche d'activité de ABDOU SARR, les agriculteurs dont leurs cultures est principalement destiné à la consommation du ménage sont des (Agriculteurs, subsistances) et ceux qui le font avec l'élevage sont des (Agriculteurs et eleveurs, subsistances). Avertissement!!! la branche d'activité de ABDOU SARR est identique dans l'emploi principale et secondaire, prière de confirmer cette information avec le QG ou de corriger. Attention ! Le nombre de jours que ABDOU SARR a travaillés par mois semble être inférieur à 15. Veuillez, s'il vous plaît, confirmer cette information. </w:t>
+        <w:t xml:space="preserve">- Attention ! Le nombre de jours que ABDOU SARR a travaillés par mois semble être inférieur à 15. Veuillez, s'il vous plaît, confirmer cette information. </w:t>
         <w:br/>
-        <w:t xml:space="preserve">-  AvertissementLALY POLANE  travaille mais les questions relatives à son emploi secondaire ne sont pas renseignées à 100%, prière de les renseigner. Avertissement!!! la branche d'activité de LALY POLANE est identique dans l'emploi principale et secondaire, prière de confirmer cette information avec le QG ou de corriger. Attention ! Le nombre de jours que LALY POLANE a travaillés par mois semble être inférieur à 15. Veuillez, s'il vous plaît, confirmer cette information. Incoherence!!! les informations de LALY POLANE sur le nombre de mois, jours et heures de son emploi principal et secondaire sont identiques, veuillez corriger ou confirmer aupres du QG. </w:t>
+        <w:t xml:space="preserve">- Avertissement!!! la branche d'activité de LALY POLANE est identique dans l'emploi principale et secondaire, prière de confirmer cette information avec le QG ou de corriger. Attention ! Le nombre de jours que LALY POLANE a travaillés par mois semble être inférieur à 15. Veuillez, s'il vous plaît, confirmer cette information. Incoherence!!! les informations de LALY POLANE sur le nombre de mois, jours et heures de son emploi principal et secondaire sont identiques, veuillez corriger ou confirmer aupres du QG. </w:t>
         <w:br/>
-        <w:t xml:space="preserve">-  AvertissementOUMAR SARR  travaille mais les questions relatives à son emploi secondaire ne sont pas renseignées à 100%, prière de les renseigner. Avertissement!!! la branche d'activité de OUMAR SARR est identique dans l'emploi principale et secondaire, prière de confirmer cette information avec le QG ou de corriger. Avertissement!!! les informations de OUMAR SARR sur le nombre de mois, jours ou heures de son emploi secondaire sont superieur a celles de son emploi principal , veuillez corriger ou confirmer aupres du QG. </w:t>
+        <w:t xml:space="preserve">- Avertissement!!! les informations de OUMAR SARR sur le nombre de mois, jours ou heures de son emploi secondaire sont superieur a celles de son emploi principal , veuillez corriger ou confirmer aupres du QG. </w:t>
         <w:br/>
-        <w:t>-  AvertissementSERIGNE CISSE  travaille mais les questions relatives à son emploi secondaire ne sont pas renseignées à 100%, prière de les renseigner. Avertissement!!! la branche d'activité de SERIGNE CISSE est identique dans l'emploi principale et secondaire, prière de confirmer cette information avec le QG ou de corriger. Vous avez sélectionné l'option 'Ne sait pas' pour la catégorie socioprofessionnelle de SERIGNE CISSE ou vous ne l'avez pas renseigné. prière de corriger. Avertissement!!! les informations de SERIGNE CISSE sur le nombre de mois, jours ou heures de son emploi secondaire sont superieur a celles de son emploi principal , veuillez corriger ou confirmer aupres du QG. Incoherence!!! SERIGNE CISSE a travaillé plus de 20h par jours pour ses emplois (pricinpal et secondaire), prière de corriger.</w:t>
+        <w:t>- Avertissement!!! les informations de SERIGNE CISSE sur le nombre de mois, jours ou heures de son emploi secondaire sont superieur a celles de son emploi principal , veuillez corriger ou confirmer aupres du QG.</w:t>
       </w:r>
     </w:p>
     <w:p>
@@ -4296,32 +4896,7 @@
         <w:rPr>
           <w:sz w:val="20"/>
         </w:rPr>
-        <w:t xml:space="preserve">- La  raison principale que LALY POLANE n'a pas obtenu de crédit est Non respect des conditions pour l’octroie de credit et semble exister dans les modalités, prière de prendre attache avec le QG pour plus d'explication afin de la classer bien. </w:t>
-        <w:br/>
-        <w:t>- Il est impératif de renseigner la question : #Est-ce que SERIGNE CISSE possède un compte dans les établissements financiers suivants ou une carte prépayée ?# même si la personne ne dispose pas de compte, veuillez les renseigner s'il vous plaît.</w:t>
-      </w:r>
-    </w:p>
-    <w:p>
-      <w:r>
-        <w:rPr>
-          <w:b/>
-          <w:color w:val="4672C4"/>
-          <w:sz w:val="22"/>
-        </w:rPr>
-        <w:t>&gt;&gt; Section7a2 - Repas pris a l'exterieur du menage</w:t>
-      </w:r>
-    </w:p>
-    <w:p>
-      <w:pPr>
-        <w:ind w:left="283"/>
-      </w:pPr>
-      <w:r>
-        <w:rPr>
-          <w:sz w:val="20"/>
-        </w:rPr>
-        <w:t xml:space="preserve">- La section sur le repas pris à l'extérieur du ménage du membre MARIAMA POLANE n'est pas renseignée à 100 %. Prière de vérifier l'ensemble des questions relatives à ce membre et de les renseigner en totalité. </w:t>
-        <w:br/>
-        <w:t>- La section sur le repas pris à l'extérieur du ménage du membre SERIGNE CISSE n'est pas renseignée à 100 %. Prière de vérifier l'ensemble des questions relatives à ce membre et de les renseigner en totalité.</w:t>
+        <w:t>- La  raison principale que LALY POLANE n'a pas obtenu de crédit est Non respect des conditions pour l’octroie de credit et semble exister dans les modalités, prière de prendre attache avec le QG pour plus d'explication afin de la classer bien.</w:t>
       </w:r>
     </w:p>
     <w:p>
@@ -4342,72 +4917,7 @@
         <w:rPr>
           <w:sz w:val="20"/>
         </w:rPr>
-        <w:t>- La dernière fois que vous avez acheté Jus de fruits type 1 (orange, ananas, bissap, gingembre, jus de cajou, etc.) est voisin et semble exister dans les modalités, prière de prendre attache avec le QG pour plus d'explication afin de la classer bien. Attention ! Le prix unitaire d'achat (1500 Fcfa) de Café moulu en Sachets (Moyen) est relativement élevé par rapport aux autres prix observés dans cette zone. Prière de corriger ou de confirmer avec le QG. Avertissement!! La quantité (.) de Poireau en Tas qui provient de la production du ménage et celle reçue en cadeau depasse la quantité consommée, prière de verifier et corriger. Avertissement!! La quantité (.) de Poivre en Sachets qui provient de la production du ménage et celle reçue en cadeau depasse la quantité consommée, prière de verifier et corriger. Avertissement!! La quantité (5 litre) du produit Huile de palme raffinée consommée  par le ménage semble très élevé, prière de corriger ou confirmer avec le QG. Avertissement!!! Le ménage a consommé 1 Paquet Moyen de Thé en sachet, cette quantité semble anormale pour une consommation des 7 derniers jours.Prière de corriger ou de confirmer avec le QG. Avertissement!!! Le ménage a consommé 11 Pièce Moyen de Capitaine frais, cette quantité semble anormale pour une consommation des 7 derniers jours.Prière de corriger ou de confirmer avec le QG. Avertissement!!! Le ménage a consommé 15 Cuillère Petit de Chocolat pâte à tartiner, cette quantité semble anormale pour une consommation des 7 derniers jours.Prière de corriger ou de confirmer avec le QG. Difficile de consommer le Sel en Kg taille unique prière de verifier. Incohérence!! Dans ce ménage, chaque individus consomme par jour 34.94196 Kg  de cereale; Prière de revoir les quantités prises de ces produits. Le ménage a consommé Autres condiments (persil, céléri, etc.) mais les informations sur la quantité, l'unité ou la taille ne sont pas renseignées.Prière de renseigner. Le ménage a consommé Cube alimentaire (Maggi, Jumbo, ) mais les informations sur la quantité, l'unité ou la taille ne sont pas renseignées.Prière de renseigner. Avertissement!! La quantité (.) de Cube alimentaire (Maggi, Jumbo, ) en Cube qui provient de la production du ménage et celle reçue en cadeau depasse la quantité consommée, prière de verifier et corriger.</w:t>
-      </w:r>
-    </w:p>
-    <w:p>
-      <w:r>
-        <w:rPr>
-          <w:b/>
-          <w:color w:val="4672C4"/>
-          <w:sz w:val="22"/>
-        </w:rPr>
-        <w:t>&gt;&gt; Section8 - Sécurite alimentaire</w:t>
-      </w:r>
-    </w:p>
-    <w:p>
-      <w:pPr>
-        <w:ind w:left="283"/>
-      </w:pPr>
-      <w:r>
-        <w:rPr>
-          <w:sz w:val="20"/>
-        </w:rPr>
-        <w:t>- Toutes les questions de la section 8 ne sont pas renseignées, prière de renseigner.</w:t>
-      </w:r>
-    </w:p>
-    <w:p>
-      <w:r>
-        <w:rPr>
-          <w:b/>
-          <w:color w:val="4672C4"/>
-          <w:sz w:val="22"/>
-        </w:rPr>
-        <w:t>&gt;&gt; Section9e - Depenses non-alimentaires - 6 mois</w:t>
-      </w:r>
-    </w:p>
-    <w:p>
-      <w:pPr>
-        <w:ind w:left="283"/>
-      </w:pPr>
-      <w:r>
-        <w:rPr>
-          <w:sz w:val="20"/>
-        </w:rPr>
-        <w:t>- Peu plausible! le montant de la dépense pour Frais de confection et de réparation de vêtements homme: ensemble, pantalon, chemise, réparation, location vêtement, etc. semble élevé. Veuillez, s'il vous plaît, confirmer cette information avec le QG ou la corriger.</w:t>
-      </w:r>
-    </w:p>
-    <w:p>
-      <w:r>
-        <w:rPr>
-          <w:b/>
-          <w:color w:val="4672C4"/>
-          <w:sz w:val="22"/>
-        </w:rPr>
-        <w:t>&gt;&gt; Section10b - caracteristiques entreprise non agricole</w:t>
-      </w:r>
-    </w:p>
-    <w:p>
-      <w:pPr>
-        <w:ind w:left="283"/>
-      </w:pPr>
-      <w:r>
-        <w:rPr>
-          <w:sz w:val="20"/>
-        </w:rPr>
-        <w:t xml:space="preserve">- Le montant obtenus sur les services rendus par l'entreprise ##N/A## au cours des 30 derniers jours ou durant le dernier mois où l'entreprise a fonctionné n'a pas été renseigné, prière de mettre de 0 si l'entreprise n'a pas rendu de service. Prière de renseigner les montants dans les champs (s10q46 s10q47 s10q48 s10q49 s10q50 s10q51 s10q52 s10q53 s10q54 s10q55 s10q56 s10q57), mettre 0 si l'entreprise ##N/A## n'a pas effectué des dépenses ou faire des reventes des marchandises ou des produits ou rendre de service.Cette entreprise ##N/A## dit avoir obtenu une valeur sur les marchandises vendu en etat, les marchandises vendu après transformation et les services rendus. Prière de corriger. Cette entreprise ##N/A## dit avoir obtenu une valeur sur les marchandises vendu en etat et les marchandises vendu après transformation. La main d'oeuvre sariale de MARIAMA POLANE ayant travaillé dans cette entreprise ##N/A## aucours des 30 derniers jours n'est pas renseigner. Prière de reneigner toutes les informations qui lui concerne. </w:t>
-        <w:br/>
-        <w:t>- Le montant obtenus sur les services rendus par l'entreprise Commerce de condiment au cours des 30 derniers jours ou durant le dernier mois où l'entreprise a fonctionné n'a pas été renseigné, prière de mettre de 0 si l'entreprise n'a pas rendu de service. Prière de renseigner les montants dans les champs (s10q46 s10q47 s10q48 s10q49 s10q50 s10q51 s10q52 s10q53 s10q54 s10q55 s10q56 s10q57), mettre 0 si l'entreprise Commerce de condiment n'a pas effectué des dépenses ou faire des reventes des marchandises ou des produits ou rendre de service.Cette entreprise Commerce de condiment dit avoir obtenu une valeur sur les marchandises vendu en etat, les marchandises vendu après transformation et les services rendus. Prière de corriger. Cette entreprise Commerce de condiment dit avoir obtenu une valeur sur les marchandises vendu en etat et les marchandises vendu après transformation. La main d'oeuvre familiale pour MARIAMA POLANE ayant travaillé dans cette entreprise Commerce de condiment aucours des 12 derniers mois n'est pas renseigner. Prière de reneigner toutes les informations qui lui concerne. La main d'oeuvre sariale de MARIAMA POLANE ayant travaillé dans cette entreprise Commerce de condiment aucours des 30 derniers jours n'est pas renseigner. Prière de reneigner toutes les informations qui lui concerne.</w:t>
+        <w:t>- La dernière fois que vous avez acheté Jus de fruits type 1 (orange, ananas, bissap, gingembre, jus de cajou, etc.) est voisin et semble exister dans les modalités, prière de prendre attache avec le QG pour plus d'explication afin de la classer bien. Attention ! Le prix unitaire d'achat (1500 Fcfa) de Café moulu en Sachets (Moyen) est relativement élevé par rapport aux autres prix observés dans cette zone. Prière de corriger ou de confirmer avec le QG. Attention ! Le prix unitaire d'achat (200 Fcfa) de Autre légumes frais n.d.a. en Pièce (Moyen) est relativement élevé par rapport aux autres prix observés dans cette zone. Prière de corriger ou de confirmer avec le QG. Attention ! Le prix unitaire d'achat (200 Fcfa) de Piment frais en Pièce (Petit) est relativement élevé par rapport aux autres prix observés dans cette zone. Prière de corriger ou de confirmer avec le QG. Attention ! Le prix unitaire d'achat (200 Fcfa) de Poireau en Tas (Petit) est relativement élevé par rapport aux autres prix observés dans cette zone. Prière de corriger ou de confirmer avec le QG. Attention ! Le prix unitaire d'achat (200 Fcfa) de Poivron frais en Pièce (Petit) est relativement élevé par rapport aux autres prix observés dans cette zone. Prière de corriger ou de confirmer avec le QG. Attention ! Le prix unitaire d'achat (37.5 Fcfa) de Cube alimentaire (Maggi, Jumbo, ) en Cube (Petit) est relativement élevé par rapport aux autres prix observés dans cette zone. Prière de corriger ou de confirmer avec le QG. Avertissement!! La quantité (5 litre) du produit Huile de palme raffinée consommée  par le ménage semble très élevé, prière de corriger ou confirmer avec le QG. Avertissement!!! Le ménage a consommé 1 Paquet Moyen de Thé en sachet, cette quantité semble anormale pour une consommation des 7 derniers jours.Prière de corriger ou de confirmer avec le QG. Avertissement!!! Le ménage a consommé 11 Pièce Moyen de Capitaine frais, cette quantité semble anormale pour une consommation des 7 derniers jours.Prière de corriger ou de confirmer avec le QG. Avertissement!!! Le ménage a consommé 15 Cuillère Petit de Chocolat pâte à tartiner, cette quantité semble anormale pour une consommation des 7 derniers jours.Prière de corriger ou de confirmer avec le QG. Difficile de consommer le Sel en Kg taille unique prière de verifier.</w:t>
       </w:r>
     </w:p>
     <w:p>
@@ -4482,27 +4992,6 @@
           <w:color w:val="4672C4"/>
           <w:sz w:val="22"/>
         </w:rPr>
-        <w:t>&gt;&gt; Section15 - Filets sociaux</w:t>
-      </w:r>
-    </w:p>
-    <w:p>
-      <w:pPr>
-        <w:ind w:left="283"/>
-      </w:pPr>
-      <w:r>
-        <w:rPr>
-          <w:sz w:val="20"/>
-        </w:rPr>
-        <w:t>- Le nombre de fois que le ménage a réçu pour Programme national de bourses de sécurité familiales (PNBSF) ne doit pas etre égal à 0. Prière de confirmer ou de corriger. Le temps que le ménage a réçu pour Programme national de bourses de sécurité familiales (PNBSF) ne doit pas etre égal à 0. Prière de confirmer ou de corriger. Le mois ou l'année que le ménage a réçu pour Programme national de bourses de sécurité familiales (PNBSF) doivent être renseigner. Prière de reneigner.</w:t>
-      </w:r>
-    </w:p>
-    <w:p>
-      <w:r>
-        <w:rPr>
-          <w:b/>
-          <w:color w:val="4672C4"/>
-          <w:sz w:val="22"/>
-        </w:rPr>
         <w:t>&gt;&gt; Section16a - Champs et parcelles</w:t>
       </w:r>
     </w:p>
@@ -4514,7 +5003,7 @@
         <w:rPr>
           <w:sz w:val="20"/>
         </w:rPr>
-        <w:t>- Avertissement!! Le champs a comme nom (Champ 1) qui ne semble pas être un bon nom ou contient des lettres, prière de mettre le vrai nom du champs. Avertissement!! La parcelle a comme nom (Parcelle 1) qui ne semble pas être un bon nom ou contient des lettres, prière de mettre le vrai nom de la parcelle. La quantité de fumure appliquée dans la parcelle Parcelle 1 est de 1200 Kg qui semble élevé ou ne sait pas, prière de fournir d'effort pour estimer la quantité afin de corriger. La quantité d'utilisation de pesticides dans la parcelle Parcelle 1 est de 500 Gramme et semble élevé, prière de corriger. Le nombre de femme de 15 ans et plus (.a) non membre du ménage de ABDOU SARR ayant travaillé dans la parcelle Parcelle 1 pour la pour la période des récoltes semble élevé, prière de corriger. Le nombre de Garçon moins de 15 ans (.a) non membre du ménage de ABDOU SARR ayant travaillé dans la parcelle Parcelle 1 pour la période des récoltes semble élevé, prière de corriger. Le nombre de filles moins de 15 ans (.a) non membre du ménage de ABDOU SARR ayant travaillé dans la parcelle Parcelle 1 pour la période des récoltes semble élevé, prière de corriger. Le salaire total payé de toutes catégories confondues par le ménage ABDOU SARR pour la main-d'oeuvre non-familiale sur la parcelle Parcelle 1 au cours de la campagne pour la période des récoltes est de 0 qui semble élevé ou faible. Merci de corriger. Nous constatons que la question qui porte sur la mésure du champs de la parcelle Parcelle 1 n'a pas été renseigné, la collecte était-il encours ou s'agit-il de quoi ? prière de verifier et corriger. Le document légal (titre, acte, certificat etc. ) qui affirme votre possession de la parcelle Parcelle 1 est  et semble exister dans les modalités, prière de prendre attache avec le QG pour plus d'explication afin de la classer bien.</w:t>
+        <w:t>- Avertissement!! Le champs a comme nom (Champ 1) qui ne semble pas être un bon nom ou contient des lettres, prière de mettre le vrai nom du champs. Avertissement!! La parcelle a comme nom (Parcelle 1) qui ne semble pas être un bon nom ou contient des lettres, prière de mettre le vrai nom de la parcelle. La quantité de fumure appliquée dans la parcelle Parcelle 1 est de 1200 Kg qui semble élevé ou ne sait pas, prière de fournir d'effort pour estimer la quantité afin de corriger. La quantité d'utilisation de pesticides dans la parcelle Parcelle 1 est de 500 Gramme et semble élevé, prière de corriger. Le salaire total payé de toutes catégories confondues par le ménage ABDOU SARR pour la main-d'oeuvre non-familiale sur la parcelle Parcelle 1 au cours de la campagne pour la période des récoltes est de 0 qui semble élevé ou faible. Merci de corriger. La superficie de la parcelle Parcelle 1 selon les mesures GPS est de 49335.38 hectare qui semble élevé ou faible, prière de corriger. Le document légal (titre, acte, certificat etc. ) qui affirme votre possession de la parcelle Parcelle 1 est  et semble exister dans les modalités, prière de prendre attache avec le QG pour plus d'explication afin de la classer bien.</w:t>
       </w:r>
     </w:p>
     <w:p>
@@ -4547,27 +5036,6 @@
           <w:color w:val="4672C4"/>
           <w:sz w:val="22"/>
         </w:rPr>
-        <w:t>&gt;&gt; Section17 - Elevage</w:t>
-      </w:r>
-    </w:p>
-    <w:p>
-      <w:pPr>
-        <w:ind w:left="283"/>
-      </w:pPr>
-      <w:r>
-        <w:rPr>
-          <w:sz w:val="20"/>
-        </w:rPr>
-        <w:t>- Cela semble improbable ! Le nombre abbatu (.) par les fêtes pour ces animaux Ovins (Moutons) apparaît trop élevé. Merci de confirmer ces informations auprès du QG ou d'apporter les corrections nécessaires.</w:t>
-      </w:r>
-    </w:p>
-    <w:p>
-      <w:r>
-        <w:rPr>
-          <w:b/>
-          <w:color w:val="4672C4"/>
-          <w:sz w:val="22"/>
-        </w:rPr>
         <w:t>&gt;&gt; Section19 - Equipements agricoles</w:t>
       </w:r>
     </w:p>
@@ -4580,6 +5048,656 @@
           <w:sz w:val="20"/>
         </w:rPr>
         <w:t>- Attention ! Houe/daba/hilaire a été achété à 70000 Fcfa est relativement élevé par rapport aux autres prix d'achat observés dans cette zone. Prière de corriger ou de confirmer avec le QG. Attention ! Houe/daba/hilaire a été revendu à 70000 Fcfa qui est relativement élevé par rapport aux autres prix de revente observés dans cette zone. Prière de corriger ou de confirmer avec le QG.</w:t>
+      </w:r>
+    </w:p>
+    <w:p>
+      <w:r>
+        <w:t>________________________________________________________________________________</w:t>
+      </w:r>
+    </w:p>
+    <w:p>
+      <w:pPr>
+        <w:pStyle w:val="Heading2"/>
+      </w:pPr>
+      <w:r>
+        <w:t>Menage 11</w:t>
+      </w:r>
+    </w:p>
+    <w:tbl>
+      <w:tblPr>
+        <w:tblStyle w:val="TableGrid"/>
+        <w:tblW w:type="auto" w:w="0"/>
+        <w:tblLook w:firstColumn="1" w:firstRow="1" w:lastColumn="0" w:lastRow="0" w:noHBand="0" w:noVBand="1" w:val="04A0"/>
+      </w:tblPr>
+      <w:tblGrid>
+        <w:gridCol w:w="1662"/>
+        <w:gridCol w:w="1662"/>
+        <w:gridCol w:w="1662"/>
+        <w:gridCol w:w="1662"/>
+        <w:gridCol w:w="1662"/>
+        <w:gridCol w:w="1662"/>
+      </w:tblGrid>
+      <w:tr>
+        <w:tc>
+          <w:tcPr>
+            <w:tcW w:type="dxa" w:w="1662"/>
+            <w:shd w:fill="5B9BD5"/>
+          </w:tcPr>
+          <w:p>
+            <w:r>
+              <w:rPr>
+                <w:b/>
+                <w:color w:val="FFFFFF"/>
+                <w:sz w:val="16"/>
+              </w:rPr>
+              <w:t>Interview Key</w:t>
+            </w:r>
+          </w:p>
+        </w:tc>
+        <w:tc>
+          <w:tcPr>
+            <w:tcW w:type="dxa" w:w="1662"/>
+            <w:shd w:fill="5B9BD5"/>
+          </w:tcPr>
+          <w:p>
+            <w:r>
+              <w:rPr>
+                <w:b/>
+                <w:color w:val="FFFFFF"/>
+                <w:sz w:val="16"/>
+              </w:rPr>
+              <w:t>Interview ID</w:t>
+            </w:r>
+          </w:p>
+        </w:tc>
+        <w:tc>
+          <w:tcPr>
+            <w:tcW w:type="dxa" w:w="1662"/>
+            <w:shd w:fill="5B9BD5"/>
+          </w:tcPr>
+          <w:p>
+            <w:r>
+              <w:rPr>
+                <w:b/>
+                <w:color w:val="FFFFFF"/>
+                <w:sz w:val="16"/>
+              </w:rPr>
+              <w:t>ID Agent</w:t>
+            </w:r>
+          </w:p>
+        </w:tc>
+        <w:tc>
+          <w:tcPr>
+            <w:tcW w:type="dxa" w:w="1662"/>
+            <w:shd w:fill="5B9BD5"/>
+          </w:tcPr>
+          <w:p>
+            <w:r>
+              <w:rPr>
+                <w:b/>
+                <w:color w:val="FFFFFF"/>
+                <w:sz w:val="16"/>
+              </w:rPr>
+              <w:t>ID Equipe</w:t>
+            </w:r>
+          </w:p>
+        </w:tc>
+        <w:tc>
+          <w:tcPr>
+            <w:tcW w:type="dxa" w:w="1662"/>
+            <w:shd w:fill="5B9BD5"/>
+          </w:tcPr>
+          <w:p>
+            <w:r>
+              <w:rPr>
+                <w:b/>
+                <w:color w:val="FFFFFF"/>
+                <w:sz w:val="16"/>
+              </w:rPr>
+              <w:t>Agent</w:t>
+            </w:r>
+          </w:p>
+        </w:tc>
+        <w:tc>
+          <w:tcPr>
+            <w:tcW w:type="dxa" w:w="1662"/>
+            <w:shd w:fill="5B9BD5"/>
+          </w:tcPr>
+          <w:p>
+            <w:r>
+              <w:rPr>
+                <w:b/>
+                <w:color w:val="FFFFFF"/>
+                <w:sz w:val="16"/>
+              </w:rPr>
+              <w:t>Chef d'equipe</w:t>
+            </w:r>
+          </w:p>
+        </w:tc>
+      </w:tr>
+      <w:tr>
+        <w:tc>
+          <w:tcPr>
+            <w:tcW w:type="dxa" w:w="1662"/>
+          </w:tcPr>
+          <w:p>
+            <w:r>
+              <w:rPr>
+                <w:sz w:val="14"/>
+              </w:rPr>
+              <w:t>89-04-23-22</w:t>
+            </w:r>
+          </w:p>
+        </w:tc>
+        <w:tc>
+          <w:tcPr>
+            <w:tcW w:type="dxa" w:w="1662"/>
+          </w:tcPr>
+          <w:p>
+            <w:r>
+              <w:rPr>
+                <w:sz w:val="14"/>
+              </w:rPr>
+              <w:t>8f2346f9260d40298c4829df82194a27</w:t>
+            </w:r>
+          </w:p>
+        </w:tc>
+        <w:tc>
+          <w:tcPr>
+            <w:tcW w:type="dxa" w:w="1662"/>
+          </w:tcPr>
+          <w:p>
+            <w:r>
+              <w:rPr>
+                <w:sz w:val="14"/>
+              </w:rPr>
+              <w:t>EQ15_enq1</w:t>
+            </w:r>
+          </w:p>
+        </w:tc>
+        <w:tc>
+          <w:tcPr>
+            <w:tcW w:type="dxa" w:w="1662"/>
+          </w:tcPr>
+          <w:p>
+            <w:r>
+              <w:rPr>
+                <w:sz w:val="14"/>
+              </w:rPr>
+              <w:t>Equipe15</w:t>
+            </w:r>
+          </w:p>
+        </w:tc>
+        <w:tc>
+          <w:tcPr>
+            <w:tcW w:type="dxa" w:w="1662"/>
+          </w:tcPr>
+          <w:p>
+            <w:r>
+              <w:rPr>
+                <w:sz w:val="14"/>
+              </w:rPr>
+              <w:t>Boubacar DIOP</w:t>
+            </w:r>
+          </w:p>
+        </w:tc>
+        <w:tc>
+          <w:tcPr>
+            <w:tcW w:type="dxa" w:w="1662"/>
+          </w:tcPr>
+          <w:p>
+            <w:r>
+              <w:rPr>
+                <w:sz w:val="14"/>
+              </w:rPr>
+              <w:t>Aminata Djiby NDIAYE</w:t>
+            </w:r>
+          </w:p>
+        </w:tc>
+      </w:tr>
+    </w:tbl>
+    <w:p/>
+    <w:tbl>
+      <w:tblPr>
+        <w:tblStyle w:val="TableGrid"/>
+        <w:tblW w:type="auto" w:w="0"/>
+        <w:tblLook w:firstColumn="1" w:firstRow="1" w:lastColumn="0" w:lastRow="0" w:noHBand="0" w:noVBand="1" w:val="04A0"/>
+      </w:tblPr>
+      <w:tblGrid>
+        <w:gridCol w:w="3324"/>
+        <w:gridCol w:w="3324"/>
+        <w:gridCol w:w="3324"/>
+      </w:tblGrid>
+      <w:tr>
+        <w:tc>
+          <w:tcPr>
+            <w:tcW w:type="dxa" w:w="3324"/>
+            <w:shd w:fill="70AD47"/>
+          </w:tcPr>
+          <w:p>
+            <w:r>
+              <w:rPr>
+                <w:b/>
+                <w:color w:val="FFFFFF"/>
+                <w:sz w:val="18"/>
+              </w:rPr>
+              <w:t>Chef de Menage</w:t>
+            </w:r>
+          </w:p>
+        </w:tc>
+        <w:tc>
+          <w:tcPr>
+            <w:tcW w:type="dxa" w:w="3324"/>
+            <w:shd w:fill="70AD47"/>
+          </w:tcPr>
+          <w:p>
+            <w:r>
+              <w:rPr>
+                <w:b/>
+                <w:color w:val="FFFFFF"/>
+                <w:sz w:val="18"/>
+              </w:rPr>
+              <w:t>Quartier/Village (s00q05)</w:t>
+            </w:r>
+          </w:p>
+        </w:tc>
+        <w:tc>
+          <w:tcPr>
+            <w:tcW w:type="dxa" w:w="3324"/>
+            <w:shd w:fill="70AD47"/>
+          </w:tcPr>
+          <w:p>
+            <w:r>
+              <w:rPr>
+                <w:b/>
+                <w:color w:val="FFFFFF"/>
+                <w:sz w:val="18"/>
+              </w:rPr>
+              <w:t>Localisation GPS</w:t>
+            </w:r>
+          </w:p>
+        </w:tc>
+      </w:tr>
+      <w:tr>
+        <w:tc>
+          <w:tcPr>
+            <w:tcW w:type="dxa" w:w="3324"/>
+          </w:tcPr>
+          <w:p>
+            <w:r>
+              <w:rPr>
+                <w:sz w:val="18"/>
+              </w:rPr>
+              <w:t>MALADO THIAM</w:t>
+            </w:r>
+          </w:p>
+        </w:tc>
+        <w:tc>
+          <w:tcPr>
+            <w:tcW w:type="dxa" w:w="3324"/>
+          </w:tcPr>
+          <w:p>
+            <w:r>
+              <w:rPr>
+                <w:sz w:val="18"/>
+              </w:rPr>
+              <w:t>N/A</w:t>
+            </w:r>
+          </w:p>
+        </w:tc>
+        <w:tc>
+          <w:tcPr>
+            <w:tcW w:type="dxa" w:w="3324"/>
+          </w:tcPr>
+          <w:p>
+            <w:r/>
+            <w:hyperlink r:id="rId15">
+              <w:r>
+                <w:rPr>
+                  <w:color w:val="0563C1"/>
+                  <w:u w:val="single"/>
+                </w:rPr>
+                <w:t>LABGAR OUOLOF 1</w:t>
+              </w:r>
+            </w:hyperlink>
+          </w:p>
+        </w:tc>
+      </w:tr>
+    </w:tbl>
+    <w:p/>
+    <w:p>
+      <w:r>
+        <w:rPr>
+          <w:b/>
+          <w:color w:val="4672C4"/>
+          <w:sz w:val="22"/>
+        </w:rPr>
+        <w:t>&gt;&gt; Section0 - Identification et renseignements de controle</w:t>
+      </w:r>
+    </w:p>
+    <w:p>
+      <w:pPr>
+        <w:ind w:left="283"/>
+      </w:pPr>
+      <w:r>
+        <w:rPr>
+          <w:sz w:val="20"/>
+        </w:rPr>
+        <w:t>- Le questionnaire semble ne pas être complètement fini mais le questionnaire est en statut complet, prière de compléter le questionnaire.</w:t>
+      </w:r>
+    </w:p>
+    <w:p>
+      <w:r>
+        <w:rPr>
+          <w:b/>
+          <w:color w:val="4672C4"/>
+          <w:sz w:val="22"/>
+        </w:rPr>
+        <w:t>&gt;&gt; Section1 - Caracteristiques des membres</w:t>
+      </w:r>
+    </w:p>
+    <w:p>
+      <w:pPr>
+        <w:ind w:left="283"/>
+      </w:pPr>
+      <w:r>
+        <w:rPr>
+          <w:sz w:val="20"/>
+        </w:rPr>
+        <w:t xml:space="preserve">- Attention ! Le montant (10000 Fcfa) dépensé ou reçu en cadeau pour les cartes prépayées, les transferts de crédit et les abonnements de  ALY GUISSE est relativement élevé par rapport aux autres montants depansés observés dans cette zone. Prière de corriger ou de confirmer avec le QG. </w:t>
+        <w:br/>
+        <w:t>- Les informations sur l'acte de naissance (ni Jours, ni mois et ni années) de  MALADO THIAM  manquent, s'il vous plait pouvez-vous fournir d'effort pour avoir ces informations.</w:t>
+      </w:r>
+    </w:p>
+    <w:p>
+      <w:r>
+        <w:rPr>
+          <w:b/>
+          <w:color w:val="4672C4"/>
+          <w:sz w:val="22"/>
+        </w:rPr>
+        <w:t>&gt;&gt; Section2 - Education</w:t>
+      </w:r>
+    </w:p>
+    <w:p>
+      <w:pPr>
+        <w:ind w:left="283"/>
+      </w:pPr>
+      <w:r>
+        <w:rPr>
+          <w:sz w:val="20"/>
+        </w:rPr>
+        <w:t xml:space="preserve">- Peu probable! ALY GUISSE  n'arrive pas  à comprendre un petit texte lu dans une langue locale (s02q03). Veuillez corriger ou donner des explications au QG. </w:t>
+        <w:br/>
+        <w:t xml:space="preserve">- Peu probable! AWA GUISSE  n'arrive pas  à comprendre un petit texte lu dans une langue locale (s02q03). Veuillez corriger ou donner des explications au QG. </w:t>
+        <w:br/>
+        <w:t xml:space="preserve">- Peu probable! DJIBY GUISSE  n'arrive pas  à comprendre un petit texte lu dans une langue locale (s02q03). Veuillez corriger ou donner des explications au QG. Attention ! Le frais de scolarité (2000 Fcfa) de DJIBY GUISSE en 3ème année de Primaire est relativement élevé par rapport aux autres frais de scolarités observés dans cette zone. Prière de corriger ou de confirmer avec le QG. </w:t>
+        <w:br/>
+        <w:t xml:space="preserve">- Peu probable! FATY GUISSE  n'arrive pas  à comprendre un petit texte lu dans une langue locale (s02q03). Veuillez corriger ou donner des explications au QG. Peu probable! FATY GUISSE  ne sait ni lire, ni écrire, ni comprendre dans aucune des langues  (s02q01,s02q02,s02q03). Veuillez corriger ou donner des explications au QG. </w:t>
+        <w:br/>
+        <w:t xml:space="preserve">- Peu probable! MALADO THIAM  n'arrive pas  à comprendre un petit texte lu dans une langue locale (s02q03). Veuillez corriger ou donner des explications au QG. Peu probable! MALADO THIAM  ne sait ni lire, ni écrire, ni comprendre dans aucune des langues  (s02q01,s02q02,s02q03). Veuillez corriger ou donner des explications au QG. </w:t>
+        <w:br/>
+        <w:t xml:space="preserve">- Peu probable! PENDA GUISSE  n'arrive pas  à comprendre un petit texte lu dans une langue locale (s02q03). Veuillez corriger ou donner des explications au QG. Attention ! Le frais de scolarité (6500 Fcfa) de PENDA GUISSE en 2ème année de Secondaire 1 (Moyen) Général est relativement élevé par rapport aux autres frais de scolarités observés dans cette zone. Prière de corriger ou de confirmer avec le QG. </w:t>
+        <w:br/>
+        <w:t>- Peu probable! YORO GUISSE  n'arrive pas  à comprendre un petit texte lu dans une langue locale (s02q03). Veuillez corriger ou donner des explications au QG.</w:t>
+      </w:r>
+    </w:p>
+    <w:p>
+      <w:r>
+        <w:rPr>
+          <w:b/>
+          <w:color w:val="4672C4"/>
+          <w:sz w:val="22"/>
+        </w:rPr>
+        <w:t>&gt;&gt; Section4a - Emploi</w:t>
+      </w:r>
+    </w:p>
+    <w:p>
+      <w:pPr>
+        <w:ind w:left="283"/>
+      </w:pPr>
+      <w:r>
+        <w:rPr>
+          <w:sz w:val="20"/>
+        </w:rPr>
+        <w:t>- Avertissement! Le nombre d'heure consacré à faire des courses au cours des 7 derniers jours au marché ou travaux menager ou lessive etc.. pour FATY GUISSE semble très élevés, prière de corriger ou confirmer avec le QG (s04q01 s04q02 s04q03 s04q04 s04q05 s04q06 s04q07 s04q08).</w:t>
+      </w:r>
+    </w:p>
+    <w:p>
+      <w:r>
+        <w:rPr>
+          <w:b/>
+          <w:color w:val="4672C4"/>
+          <w:sz w:val="22"/>
+        </w:rPr>
+        <w:t>&gt;&gt; Section4b - Emploi - Activite principale</w:t>
+      </w:r>
+    </w:p>
+    <w:p>
+      <w:pPr>
+        <w:ind w:left="283"/>
+      </w:pPr>
+      <w:r>
+        <w:rPr>
+          <w:sz w:val="20"/>
+        </w:rPr>
+        <w:t xml:space="preserve">- Attention ! Le nombre de jours que FATY GUISSE a travaillés par mois semble être inférieur à 15. Veuillez, s'il vous plaît, confirmer cette information. </w:t>
+        <w:br/>
+        <w:t xml:space="preserve">- Attention! le nombre d'heure que DJIBY GUISSE a travaillé par jour semble être inferieur à 4, veuillez s'il vous plait confirmer cette information avec le QG.  Incohérence! DJIBY GUISSE  evolue dans l'agriculture mais est  considéré comme salarié ou stagiaire/apprenti non renuméré, prière de revoir la question s04q46 et corriger. </w:t>
+        <w:br/>
+        <w:t>- Attention! le nombre d'heure que MALADO THIAM a travaillé par jour semble être inferieur à 4, veuillez s'il vous plait confirmer cette information avec le QG.</w:t>
+      </w:r>
+    </w:p>
+    <w:p>
+      <w:r>
+        <w:rPr>
+          <w:b/>
+          <w:color w:val="4672C4"/>
+          <w:sz w:val="22"/>
+        </w:rPr>
+        <w:t>&gt;&gt; Section6 - Epargne et credit</w:t>
+      </w:r>
+    </w:p>
+    <w:p>
+      <w:pPr>
+        <w:ind w:left="283"/>
+      </w:pPr>
+      <w:r>
+        <w:rPr>
+          <w:sz w:val="20"/>
+        </w:rPr>
+        <w:t>- La  raison principale que ALY GUISSE n'a pas obtenu de crédit est L’échéance est terminée depuis 3 ans. et semble exister dans les modalités, prière de prendre attache avec le QG pour plus d'explication afin de la classer bien.</w:t>
+      </w:r>
+    </w:p>
+    <w:p>
+      <w:r>
+        <w:rPr>
+          <w:b/>
+          <w:color w:val="4672C4"/>
+          <w:sz w:val="22"/>
+        </w:rPr>
+        <w:t>&gt;&gt; Section7b - Consommation alimentaire - 7 jours</w:t>
+      </w:r>
+    </w:p>
+    <w:p>
+      <w:pPr>
+        <w:ind w:left="283"/>
+      </w:pPr>
+      <w:r>
+        <w:rPr>
+          <w:sz w:val="20"/>
+        </w:rPr>
+        <w:t>- Attention ! Le prix unitaire d'achat (100 Fcfa) de Citron en Pièce (Petit) est relativement élevé par rapport aux autres prix observés dans cette zone. Prière de corriger ou de confirmer avec le QG. Attention ! Le prix unitaire d'achat (600 Fcfa) de Banane douce en Kg (taille unique) est relativement faible par rapport aux autres prix observés dans cette zone. Prière de corriger ou de confirmer avec le QG. Attention ! Le prix unitaire d'achat (800 Fcfa) de Oignon frais en Kg (taille unique) est relativement élevé par rapport aux autres prix observés dans cette zone. Prière de corriger ou de confirmer avec le QG. Avertissement!! La quantité (5 litre) du produit Huile de palme raffinée consommée  par le ménage semble très élevé, prière de corriger ou confirmer avec le QG. Avertissement!!! Le ménage a consommé 1 Paquet Moyen de Thé en sachet, cette quantité semble anormale pour une consommation des 7 derniers jours.Prière de corriger ou de confirmer avec le QG. Avertissement!!! Le ménage a consommé 15 Pièce Moyen de Capitaine frais, cette quantité semble anormale pour une consommation des 7 derniers jours.Prière de corriger ou de confirmer avec le QG. Avertissement!!! Le ménage a consommé 8 Morceau (Portion) Petit de Carpe séchée, cette quantité semble anormale pour une consommation des 7 derniers jours.Prière de corriger ou de confirmer avec le QG. Attention ! Le prix unitaire d'achat (200 Fcfa) de Carpe séchée en Morceau (Portion) (Petit) est relativement élevé par rapport aux autres prix observés dans cette zone. Prière de corriger ou de confirmer avec le QG. Avertissement!!!Le ménage a consommé 48 miche de Moyen de Pain traditionnel (Baguette)  ce qui semble incoherent pour une consommation aucours des 7 derniers jours, prière de verifier et corriger.</w:t>
+      </w:r>
+    </w:p>
+    <w:p>
+      <w:r>
+        <w:rPr>
+          <w:b/>
+          <w:color w:val="4672C4"/>
+          <w:sz w:val="22"/>
+        </w:rPr>
+        <w:t>&gt;&gt; Section9c - Depenses non-alimentaires - 30 jours</w:t>
+      </w:r>
+    </w:p>
+    <w:p>
+      <w:pPr>
+        <w:ind w:left="283"/>
+      </w:pPr>
+      <w:r>
+        <w:rPr>
+          <w:sz w:val="20"/>
+        </w:rPr>
+        <w:t>- Peu plausible! le montant de la dépense pour Frais de coiffure homme et femme (salon, tressage, mèches, coupe, etc.), manucure, pédicure semble faible. Veuillez, s'il vous plaît, confirmer cette information avec le QG ou la corriger.</w:t>
+      </w:r>
+    </w:p>
+    <w:p>
+      <w:r>
+        <w:rPr>
+          <w:b/>
+          <w:color w:val="4672C4"/>
+          <w:sz w:val="22"/>
+        </w:rPr>
+        <w:t>&gt;&gt; Section9e - Depenses non-alimentaires - 6 mois</w:t>
+      </w:r>
+    </w:p>
+    <w:p>
+      <w:pPr>
+        <w:ind w:left="283"/>
+      </w:pPr>
+      <w:r>
+        <w:rPr>
+          <w:sz w:val="20"/>
+        </w:rPr>
+        <w:t xml:space="preserve">- Peu plausible! le montant de la dépense pour Cirage ordinaire en pâte semble faible. Veuillez, s'il vous plaît, confirmer cette information avec le QG ou la corriger. </w:t>
+        <w:br/>
+        <w:t>- Peu plausible! le montant de la dépense pour Tissus d'habillement: tissus pagne, tissu pagne du tisserand, tissu synthétique, etc. semble élevé. Veuillez, s'il vous plaît, confirmer cette information avec le QG ou la corriger.</w:t>
+      </w:r>
+    </w:p>
+    <w:p>
+      <w:r>
+        <w:rPr>
+          <w:b/>
+          <w:color w:val="4672C4"/>
+          <w:sz w:val="22"/>
+        </w:rPr>
+        <w:t>&gt;&gt; Section11 - Caracteristiques logement</w:t>
+      </w:r>
+    </w:p>
+    <w:p>
+      <w:pPr>
+        <w:ind w:left="283"/>
+      </w:pPr>
+      <w:r>
+        <w:rPr>
+          <w:sz w:val="20"/>
+        </w:rPr>
+        <w:t>- Le nombre de pièces occupés est superieur aux nombre de personne vivant dans le ménage.</w:t>
+      </w:r>
+    </w:p>
+    <w:p>
+      <w:r>
+        <w:rPr>
+          <w:b/>
+          <w:color w:val="4672C4"/>
+          <w:sz w:val="22"/>
+        </w:rPr>
+        <w:t>&gt;&gt; Section12 - Actifs du menage</w:t>
+      </w:r>
+    </w:p>
+    <w:p>
+      <w:pPr>
+        <w:ind w:left="283"/>
+      </w:pPr>
+      <w:r>
+        <w:rPr>
+          <w:sz w:val="20"/>
+        </w:rPr>
+        <w:t>- Attention ! Ventilateur sur pied a été revendu à 20000 Fcfa qui est relativement élevé par rapport aux autres prix de revente observés dans cette zone. Prière de corriger ou de confirmer avec le QG.</w:t>
+      </w:r>
+    </w:p>
+    <w:p>
+      <w:r>
+        <w:rPr>
+          <w:b/>
+          <w:color w:val="4672C4"/>
+          <w:sz w:val="22"/>
+        </w:rPr>
+        <w:t>&gt;&gt; Section14 - Chocs</w:t>
+      </w:r>
+    </w:p>
+    <w:p>
+      <w:pPr>
+        <w:ind w:left="283"/>
+      </w:pPr>
+      <w:r>
+        <w:rPr>
+          <w:sz w:val="20"/>
+        </w:rPr>
+        <w:t>- Avertissement!! Le ménage n'a été négativement affecté par aucun des problèmes donnés dans la section 14. Confirmez vous cette information avec le QG?</w:t>
+      </w:r>
+    </w:p>
+    <w:p>
+      <w:r>
+        <w:rPr>
+          <w:b/>
+          <w:color w:val="4672C4"/>
+          <w:sz w:val="22"/>
+        </w:rPr>
+        <w:t>&gt;&gt; Section16a - Champs et parcelles</w:t>
+      </w:r>
+    </w:p>
+    <w:p>
+      <w:pPr>
+        <w:ind w:left="283"/>
+      </w:pPr>
+      <w:r>
+        <w:rPr>
+          <w:sz w:val="20"/>
+        </w:rPr>
+        <w:t>- La quantité de fumure appliquée dans la parcelle Parcelle arachide et niébé est de 126 Gros sac qui semble élevé ou ne sait pas, prière de fournir d'effort pour estimer la quantité afin de corriger. Le nombre de jours total de la main-d'oeuvre non-familiale sur cette parcelle Parcelle arachide et niébé au cours de la campagne pour la période d'entretien du sol (sarclage, etc.) est de 60 jours qui semble faible ou élevé. Merci de corriger. Le salaire total payé de toutes catégories confondues par le ménage MALADO THIAM pour la main-d'oeuvre non-familiale sur la parcelle Parcelle arachide et niébé au cours de la campagne pour la période d'entretien du sol (sarclage, etc.) est de 0 qui semble élevé ou faible. Merci de corriger. La superficie de la parcelle Parcelle arachide et niébé selon les mesures GPS est de 26767.33 hectare qui semble élevé ou faible, prière de corriger. Le document légal (titre, acte, certificat etc. ) qui affirme votre possession de la parcelle Parcelle arachide et niébé est  et semble exister dans les modalités, prière de prendre attache avec le QG pour plus d'explication afin de la classer bien.</w:t>
+      </w:r>
+    </w:p>
+    <w:p>
+      <w:r>
+        <w:rPr>
+          <w:b/>
+          <w:color w:val="4672C4"/>
+          <w:sz w:val="22"/>
+        </w:rPr>
+        <w:t>&gt;&gt; Section16b - Couts des intrants agricoles</w:t>
+      </w:r>
+    </w:p>
+    <w:p>
+      <w:pPr>
+        <w:ind w:left="283"/>
+      </w:pPr>
+      <w:r>
+        <w:rPr>
+          <w:sz w:val="20"/>
+        </w:rPr>
+        <w:t>- Quantité totale de [INTRANT] utilisée trop élevé, veuillez vérifier.</w:t>
+      </w:r>
+    </w:p>
+    <w:p>
+      <w:r>
+        <w:rPr>
+          <w:b/>
+          <w:color w:val="4672C4"/>
+          <w:sz w:val="22"/>
+        </w:rPr>
+        <w:t>&gt;&gt; Section16c - Cultures</w:t>
+      </w:r>
+    </w:p>
+    <w:p>
+      <w:pPr>
+        <w:ind w:left="283"/>
+      </w:pPr>
+      <w:r>
+        <w:rPr>
+          <w:sz w:val="20"/>
+        </w:rPr>
+        <w:t>- La quantité estimée en Kg est incorrecte (Exemple : si le ménage a eu 10 sacs de 100kg = 10*100=1000kg), prière de corriger merci.</w:t>
       </w:r>
     </w:p>
     <w:p>
@@ -4883,7 +6001,7 @@
           </w:tcPr>
           <w:p>
             <w:r/>
-            <w:hyperlink r:id="rId13">
+            <w:hyperlink r:id="rId16">
               <w:r>
                 <w:rPr>
                   <w:color w:val="0563C1"/>
@@ -5059,7 +6177,7 @@
         <w:rPr>
           <w:sz w:val="20"/>
         </w:rPr>
-        <w:t>- Le ménage a consommé Ail mais les informations sur la quantité, l'unité ou la taille ne sont pas renseignées.Prière de renseigner. Le ménage a consommé Arachides pilées mais les informations sur la quantité, l'unité ou la taille ne sont pas renseignées.Prière de renseigner. Le ménage a consommé Aubergine   mais les informations sur la quantité, l'unité ou la taille ne sont pas renseignées.Prière de renseigner. Le ménage a consommé Aubergine sauvage  mais les informations sur la quantité, l'unité ou la taille ne sont pas renseignées.Prière de renseigner. Le ménage a consommé Banane douce mais les informations sur la quantité, l'unité ou la taille ne sont pas renseignées.Prière de renseigner. Le ménage a consommé Beignets de maïs, mil, haricot mais les informations sur la quantité, l'unité ou la taille ne sont pas renseignées.Prière de renseigner. Le ménage a consommé Beurre de karité mais les informations sur la quantité, l'unité ou la taille ne sont pas renseignées.Prière de renseigner. Le ménage a consommé Biscuits mais les informations sur la quantité, l'unité ou la taille ne sont pas renseignées.Prière de renseigner. Le ménage a consommé Café moulu mais les informations sur la quantité, l'unité ou la taille ne sont pas renseignées.Prière de renseigner. Le ménage a consommé Capitaine frais mais les informations sur la quantité, l'unité ou la taille ne sont pas renseignées.Prière de renseigner. Le ménage a consommé Carotte mais les informations sur la quantité, l'unité ou la taille ne sont pas renseignées.Prière de renseigner. Le ménage a consommé Carpe séchée mais les informations sur la quantité, l'unité ou la taille ne sont pas renseignées.Prière de renseigner. Le ménage a consommé Choux mais les informations sur la quantité, l'unité ou la taille ne sont pas renseignées.Prière de renseigner. Le ménage a consommé Citron mais les informations sur la quantité, l'unité ou la taille ne sont pas renseignées.Prière de renseigner. Le ménage a consommé Concentré de tomate mais les informations sur la quantité, l'unité ou la taille ne sont pas renseignées.Prière de renseigner. Le ménage a consommé Courge mais les informations sur la quantité, l'unité ou la taille ne sont pas renseignées.Prière de renseigner. Le ménage a consommé Cube alimentaire (Maggi, Jumbo, ) mais les informations sur la quantité, l'unité ou la taille ne sont pas renseignées.Prière de renseigner. Le ménage a consommé Huile de palme raffinée mais les informations sur la quantité, l'unité ou la taille ne sont pas renseignées.Prière de renseigner. Le ménage a consommé Lait frais de vache mais les informations sur la quantité, l'unité ou la taille ne sont pas renseignées.Prière de renseigner. Le ménage a consommé Manioc en tubercules mais les informations sur la quantité, l'unité ou la taille ne sont pas renseignées.Prière de renseigner. Le ménage a consommé Mayonnaise mais les informations sur la quantité, l'unité ou la taille ne sont pas renseignées.Prière de renseigner. Le ménage a consommé Mil mais les informations sur la quantité, l'unité ou la taille ne sont pas renseignées.Prière de renseigner. Le ménage a consommé Niébé/Haricots secs mais les informations sur la quantité, l'unité ou la taille ne sont pas renseignées.Prière de renseigner. Le ménage a consommé Oignon frais mais les informations sur la quantité, l'unité ou la taille ne sont pas renseignées.Prière de renseigner. Le ménage a consommé Pain traditionnel (Baguette) mais les informations sur la quantité, l'unité ou la taille ne sont pas renseignées.Prière de renseigner. Le ménage a consommé Pastèque mais les informations sur la quantité, l'unité ou la taille ne sont pas renseignées.Prière de renseigner. Le ménage a consommé Patate douce mais les informations sur la quantité, l'unité ou la taille ne sont pas renseignées.Prière de renseigner. Le ménage a consommé Piment frais mais les informations sur la quantité, l'unité ou la taille ne sont pas renseignées.Prière de renseigner. Le ménage a consommé Piment séché mais les informations sur la quantité, l'unité ou la taille ne sont pas renseignées.Prière de renseigner. Le ménage a consommé Poireau mais les informations sur la quantité, l'unité ou la taille ne sont pas renseignées.Prière de renseigner. Le ménage a consommé Poivre mais les informations sur la quantité, l'unité ou la taille ne sont pas renseignées.Prière de renseigner. Le ménage a consommé Poivron frais mais les informations sur la quantité, l'unité ou la taille ne sont pas renseignées.Prière de renseigner. Le ménage a consommé Pomme de terre mais les informations sur la quantité, l'unité ou la taille ne sont pas renseignées.Prière de renseigner. Le ménage a consommé Pommes mais les informations sur la quantité, l'unité ou la taille ne sont pas renseignées.Prière de renseigner. Le ménage a consommé Riz importé parfumé mais les informations sur la quantité, l'unité ou la taille ne sont pas renseignées.Prière de renseigner. Le ménage a consommé Sel mais les informations sur la quantité, l'unité ou la taille ne sont pas renseignées.Prière de renseigner. Difficile de consommer le Sel en   prière de verifier. Le ménage a consommé Soumbala (moutarde africaine) mais les informations sur la quantité, l'unité ou la taille ne sont pas renseignées.Prière de renseigner. Le ménage a consommé Sucre en poudre  mais les informations sur la quantité, l'unité ou la taille ne sont pas renseignées.Prière de renseigner. Le ménage a consommé Thé en sachet mais les informations sur la quantité, l'unité ou la taille ne sont pas renseignées.Prière de renseigner. Avertissement!!! Le ménage a consommé .a   de Thé en sachet, cette quantité semble anormale pour une consommation des 7 derniers jours.Les ménages consomment géneralement en sachet ou en paquet, prière de corriger ou de confirmer avec le QG. Le ménage a consommé Viande de bœuf: filet, faux-filet mais les informations sur la quantité, l'unité ou la taille ne sont pas renseignées.Prière de renseigner.</w:t>
+        <w:t>- Attention ! Le prix unitaire d'achat (37.5 Fcfa) de Cube alimentaire (Maggi, Jumbo, ) en Pièce (Petit) est relativement élevé par rapport aux autres prix observés dans cette zone. Prière de corriger ou de confirmer avec le QG. Avertissement!! La quantité (5.25 litre) du produit Huile de palme raffinée consommée  par le ménage semble très élevé, prière de corriger ou confirmer avec le QG. Avertissement!!! Le ménage a consommé 7 Paquet Petit de Thé en sachet, cette quantité semble anormale pour une consommation des 7 derniers jours.Prière de corriger ou de confirmer avec le QG. Avertissement!! le prix unitaire (100 Fcfa) de Thé en sachet (unité: Paquet) de taille Petit est très faible ou élevé. Prière de corriger ou de confirmer avec le QG. Avertissement!!! Le ménage a consommé 9 Pièce Grand de Capitaine frais, cette quantité semble anormale pour une consommation des 7 derniers jours.Prière de corriger ou de confirmer avec le QG. Incohérence!! Dans ce ménage, chaque individus consomme par jour .6964286 Kg  de cereale; Prière de revoir les quantités prises de ces produits. Incohérence!! Dans ce ménage, chaque individus consomme par jour .6964286 Kg  de cereale; Prière de revoir les quantités prises de ces produits.</w:t>
       </w:r>
     </w:p>
     <w:p>
@@ -5209,6 +6327,583 @@
           <w:sz w:val="20"/>
         </w:rPr>
         <w:t>- Attention ! Houe/daba/hilaire a été achété à 50000 Fcfa est relativement élevé par rapport aux autres prix d'achat observés dans cette zone. Prière de corriger ou de confirmer avec le QG. Attention ! Houe/daba/hilaire a été revendu à 50000 Fcfa qui est relativement élevé par rapport aux autres prix de revente observés dans cette zone. Prière de corriger ou de confirmer avec le QG.</w:t>
+      </w:r>
+    </w:p>
+    <w:p>
+      <w:r>
+        <w:t>________________________________________________________________________________</w:t>
+      </w:r>
+    </w:p>
+    <w:p>
+      <w:pPr>
+        <w:pStyle w:val="Heading2"/>
+      </w:pPr>
+      <w:r>
+        <w:t>Menage 14</w:t>
+      </w:r>
+    </w:p>
+    <w:tbl>
+      <w:tblPr>
+        <w:tblStyle w:val="TableGrid"/>
+        <w:tblW w:type="auto" w:w="0"/>
+        <w:tblLook w:firstColumn="1" w:firstRow="1" w:lastColumn="0" w:lastRow="0" w:noHBand="0" w:noVBand="1" w:val="04A0"/>
+      </w:tblPr>
+      <w:tblGrid>
+        <w:gridCol w:w="1662"/>
+        <w:gridCol w:w="1662"/>
+        <w:gridCol w:w="1662"/>
+        <w:gridCol w:w="1662"/>
+        <w:gridCol w:w="1662"/>
+        <w:gridCol w:w="1662"/>
+      </w:tblGrid>
+      <w:tr>
+        <w:tc>
+          <w:tcPr>
+            <w:tcW w:type="dxa" w:w="1662"/>
+            <w:shd w:fill="5B9BD5"/>
+          </w:tcPr>
+          <w:p>
+            <w:r>
+              <w:rPr>
+                <w:b/>
+                <w:color w:val="FFFFFF"/>
+                <w:sz w:val="16"/>
+              </w:rPr>
+              <w:t>Interview Key</w:t>
+            </w:r>
+          </w:p>
+        </w:tc>
+        <w:tc>
+          <w:tcPr>
+            <w:tcW w:type="dxa" w:w="1662"/>
+            <w:shd w:fill="5B9BD5"/>
+          </w:tcPr>
+          <w:p>
+            <w:r>
+              <w:rPr>
+                <w:b/>
+                <w:color w:val="FFFFFF"/>
+                <w:sz w:val="16"/>
+              </w:rPr>
+              <w:t>Interview ID</w:t>
+            </w:r>
+          </w:p>
+        </w:tc>
+        <w:tc>
+          <w:tcPr>
+            <w:tcW w:type="dxa" w:w="1662"/>
+            <w:shd w:fill="5B9BD5"/>
+          </w:tcPr>
+          <w:p>
+            <w:r>
+              <w:rPr>
+                <w:b/>
+                <w:color w:val="FFFFFF"/>
+                <w:sz w:val="16"/>
+              </w:rPr>
+              <w:t>ID Agent</w:t>
+            </w:r>
+          </w:p>
+        </w:tc>
+        <w:tc>
+          <w:tcPr>
+            <w:tcW w:type="dxa" w:w="1662"/>
+            <w:shd w:fill="5B9BD5"/>
+          </w:tcPr>
+          <w:p>
+            <w:r>
+              <w:rPr>
+                <w:b/>
+                <w:color w:val="FFFFFF"/>
+                <w:sz w:val="16"/>
+              </w:rPr>
+              <w:t>ID Equipe</w:t>
+            </w:r>
+          </w:p>
+        </w:tc>
+        <w:tc>
+          <w:tcPr>
+            <w:tcW w:type="dxa" w:w="1662"/>
+            <w:shd w:fill="5B9BD5"/>
+          </w:tcPr>
+          <w:p>
+            <w:r>
+              <w:rPr>
+                <w:b/>
+                <w:color w:val="FFFFFF"/>
+                <w:sz w:val="16"/>
+              </w:rPr>
+              <w:t>Agent</w:t>
+            </w:r>
+          </w:p>
+        </w:tc>
+        <w:tc>
+          <w:tcPr>
+            <w:tcW w:type="dxa" w:w="1662"/>
+            <w:shd w:fill="5B9BD5"/>
+          </w:tcPr>
+          <w:p>
+            <w:r>
+              <w:rPr>
+                <w:b/>
+                <w:color w:val="FFFFFF"/>
+                <w:sz w:val="16"/>
+              </w:rPr>
+              <w:t>Chef d'equipe</w:t>
+            </w:r>
+          </w:p>
+        </w:tc>
+      </w:tr>
+      <w:tr>
+        <w:tc>
+          <w:tcPr>
+            <w:tcW w:type="dxa" w:w="1662"/>
+          </w:tcPr>
+          <w:p>
+            <w:r>
+              <w:rPr>
+                <w:sz w:val="14"/>
+              </w:rPr>
+              <w:t>42-73-96-71</w:t>
+            </w:r>
+          </w:p>
+        </w:tc>
+        <w:tc>
+          <w:tcPr>
+            <w:tcW w:type="dxa" w:w="1662"/>
+          </w:tcPr>
+          <w:p>
+            <w:r>
+              <w:rPr>
+                <w:sz w:val="14"/>
+              </w:rPr>
+              <w:t>aa54de5d8ba94b0a97f9bf3343c81854</w:t>
+            </w:r>
+          </w:p>
+        </w:tc>
+        <w:tc>
+          <w:tcPr>
+            <w:tcW w:type="dxa" w:w="1662"/>
+          </w:tcPr>
+          <w:p>
+            <w:r>
+              <w:rPr>
+                <w:sz w:val="14"/>
+              </w:rPr>
+              <w:t>EQ15_enq3</w:t>
+            </w:r>
+          </w:p>
+        </w:tc>
+        <w:tc>
+          <w:tcPr>
+            <w:tcW w:type="dxa" w:w="1662"/>
+          </w:tcPr>
+          <w:p>
+            <w:r>
+              <w:rPr>
+                <w:sz w:val="14"/>
+              </w:rPr>
+              <w:t>Equipe15</w:t>
+            </w:r>
+          </w:p>
+        </w:tc>
+        <w:tc>
+          <w:tcPr>
+            <w:tcW w:type="dxa" w:w="1662"/>
+          </w:tcPr>
+          <w:p>
+            <w:r>
+              <w:rPr>
+                <w:sz w:val="14"/>
+              </w:rPr>
+              <w:t>Bamby SOW</w:t>
+            </w:r>
+          </w:p>
+        </w:tc>
+        <w:tc>
+          <w:tcPr>
+            <w:tcW w:type="dxa" w:w="1662"/>
+          </w:tcPr>
+          <w:p>
+            <w:r>
+              <w:rPr>
+                <w:sz w:val="14"/>
+              </w:rPr>
+              <w:t>Aminata Djiby NDIAYE</w:t>
+            </w:r>
+          </w:p>
+        </w:tc>
+      </w:tr>
+    </w:tbl>
+    <w:p/>
+    <w:tbl>
+      <w:tblPr>
+        <w:tblStyle w:val="TableGrid"/>
+        <w:tblW w:type="auto" w:w="0"/>
+        <w:tblLook w:firstColumn="1" w:firstRow="1" w:lastColumn="0" w:lastRow="0" w:noHBand="0" w:noVBand="1" w:val="04A0"/>
+      </w:tblPr>
+      <w:tblGrid>
+        <w:gridCol w:w="3324"/>
+        <w:gridCol w:w="3324"/>
+        <w:gridCol w:w="3324"/>
+      </w:tblGrid>
+      <w:tr>
+        <w:tc>
+          <w:tcPr>
+            <w:tcW w:type="dxa" w:w="3324"/>
+            <w:shd w:fill="70AD47"/>
+          </w:tcPr>
+          <w:p>
+            <w:r>
+              <w:rPr>
+                <w:b/>
+                <w:color w:val="FFFFFF"/>
+                <w:sz w:val="18"/>
+              </w:rPr>
+              <w:t>Chef de Menage</w:t>
+            </w:r>
+          </w:p>
+        </w:tc>
+        <w:tc>
+          <w:tcPr>
+            <w:tcW w:type="dxa" w:w="3324"/>
+            <w:shd w:fill="70AD47"/>
+          </w:tcPr>
+          <w:p>
+            <w:r>
+              <w:rPr>
+                <w:b/>
+                <w:color w:val="FFFFFF"/>
+                <w:sz w:val="18"/>
+              </w:rPr>
+              <w:t>Quartier/Village (s00q05)</w:t>
+            </w:r>
+          </w:p>
+        </w:tc>
+        <w:tc>
+          <w:tcPr>
+            <w:tcW w:type="dxa" w:w="3324"/>
+            <w:shd w:fill="70AD47"/>
+          </w:tcPr>
+          <w:p>
+            <w:r>
+              <w:rPr>
+                <w:b/>
+                <w:color w:val="FFFFFF"/>
+                <w:sz w:val="18"/>
+              </w:rPr>
+              <w:t>Localisation GPS</w:t>
+            </w:r>
+          </w:p>
+        </w:tc>
+      </w:tr>
+      <w:tr>
+        <w:tc>
+          <w:tcPr>
+            <w:tcW w:type="dxa" w:w="3324"/>
+          </w:tcPr>
+          <w:p>
+            <w:r>
+              <w:rPr>
+                <w:sz w:val="18"/>
+              </w:rPr>
+              <w:t>ALSANE POLANE</w:t>
+            </w:r>
+          </w:p>
+        </w:tc>
+        <w:tc>
+          <w:tcPr>
+            <w:tcW w:type="dxa" w:w="3324"/>
+          </w:tcPr>
+          <w:p>
+            <w:r>
+              <w:rPr>
+                <w:sz w:val="18"/>
+              </w:rPr>
+              <w:t>N/A</w:t>
+            </w:r>
+          </w:p>
+        </w:tc>
+        <w:tc>
+          <w:tcPr>
+            <w:tcW w:type="dxa" w:w="3324"/>
+          </w:tcPr>
+          <w:p>
+            <w:r/>
+            <w:hyperlink r:id="rId11">
+              <w:r>
+                <w:rPr>
+                  <w:color w:val="0563C1"/>
+                  <w:u w:val="single"/>
+                </w:rPr>
+                <w:t>LABGAR OUOLOF 1</w:t>
+              </w:r>
+            </w:hyperlink>
+          </w:p>
+        </w:tc>
+      </w:tr>
+    </w:tbl>
+    <w:p/>
+    <w:p>
+      <w:r>
+        <w:rPr>
+          <w:b/>
+          <w:color w:val="4672C4"/>
+          <w:sz w:val="22"/>
+        </w:rPr>
+        <w:t>&gt;&gt; Section0 - Identification et renseignements de controle</w:t>
+      </w:r>
+    </w:p>
+    <w:p>
+      <w:pPr>
+        <w:ind w:left="283"/>
+      </w:pPr>
+      <w:r>
+        <w:rPr>
+          <w:sz w:val="20"/>
+        </w:rPr>
+        <w:t>- Le questionnaire semble ne pas être complètement fini mais le questionnaire est en statut complet, prière de compléter le questionnaire. Il est obligatoire de prendre les coordonnées Gps avant d'administrer le questionnaire. Prière de prendre les coordonnées GPS.</w:t>
+      </w:r>
+    </w:p>
+    <w:p>
+      <w:r>
+        <w:rPr>
+          <w:b/>
+          <w:color w:val="4672C4"/>
+          <w:sz w:val="22"/>
+        </w:rPr>
+        <w:t>&gt;&gt; Section1 - Caracteristiques des membres</w:t>
+      </w:r>
+    </w:p>
+    <w:p>
+      <w:pPr>
+        <w:ind w:left="283"/>
+      </w:pPr>
+      <w:r>
+        <w:rPr>
+          <w:sz w:val="20"/>
+        </w:rPr>
+        <w:t xml:space="preserve">- Le chef de ménage ou le/la Conjoint ( e ) ( Alsane Polane ) est visiteur, veuillez  corriger cette incoherence (question 1.12 et 1.13) merci. </w:t>
+        <w:br/>
+        <w:t xml:space="preserve">- Les informations sur l'acte de naissance (ni Jours, ni mois et ni années) de  Mouhamed Polane  manquent, s'il vous plait pouvez-vous fournir d'effort pour avoir ces informations. </w:t>
+        <w:br/>
+        <w:t>- Les informations sur l'acte de naissance (ni Jours, ni mois et ni années) de  Wouly Polane  manquent, s'il vous plait pouvez-vous fournir d'effort pour avoir ces informations.</w:t>
+      </w:r>
+    </w:p>
+    <w:p>
+      <w:r>
+        <w:rPr>
+          <w:b/>
+          <w:color w:val="4672C4"/>
+          <w:sz w:val="22"/>
+        </w:rPr>
+        <w:t>&gt;&gt; Section2 - Education</w:t>
+      </w:r>
+    </w:p>
+    <w:p>
+      <w:pPr>
+        <w:ind w:left="283"/>
+      </w:pPr>
+      <w:r>
+        <w:rPr>
+          <w:sz w:val="20"/>
+        </w:rPr>
+        <w:t xml:space="preserve">- Peu probable! Mouhamed Polane  n'arrive pas  à comprendre un petit texte lu dans une langue locale (s02q03). Veuillez corriger ou donner des explications au QG. Peu probable! Mouhamed Polane  ne sait ni lire, ni écrire, ni comprendre dans aucune des langues  (s02q01,s02q02,s02q03). Veuillez corriger ou donner des explications au QG. Peu plausible Mouhamed Polane fréquente au minimum le fondamental 1 mais ne sait ni lire ni comprendre la langue française, prière de corriger ou de confirmer avec le QG merci. Avertissement!! Mouhamed Polane fréquente au minimum la troisième année de fondamental 1 mais ne sait pas écrire, prière de corriger ou confirmer avec le QG. </w:t>
+        <w:br/>
+        <w:t>- Peu probable! Rama Diop  n'arrive pas  à comprendre un petit texte lu dans une langue locale (s02q03). Veuillez corriger ou donner des explications au QG. Peu probable! Rama Diop  ne sait ni lire, ni écrire, ni comprendre dans aucune des langues  (s02q01,s02q02,s02q03). Veuillez corriger ou donner des explications au QG.</w:t>
+      </w:r>
+    </w:p>
+    <w:p>
+      <w:r>
+        <w:rPr>
+          <w:b/>
+          <w:color w:val="4672C4"/>
+          <w:sz w:val="22"/>
+        </w:rPr>
+        <w:t>&gt;&gt; Section4a - Emploi</w:t>
+      </w:r>
+    </w:p>
+    <w:p>
+      <w:pPr>
+        <w:ind w:left="283"/>
+      </w:pPr>
+      <w:r>
+        <w:rPr>
+          <w:sz w:val="20"/>
+        </w:rPr>
+        <w:t xml:space="preserve">- Avertissement! Généralement les jeunes hommes (10 à 25ans) font des travaux ménager soit apprendre les enfants à reviser leurs léçons ou d'autres cours, Ibrahima Polane n'a consacré aucune heure pour les travaux cités en s04q01, s04q02, s04q03, s04q04, s04q05, s04q06, s04q07 et s04q08.Prière de regarder pour corriger ou confirmer avec le QG. </w:t>
+        <w:br/>
+        <w:t>- Avertissement! Le nombre d'heure consacré à faire des courses au cours des 7 derniers jours au marché ou travaux menager ou lessive etc.. pour Rama Diop semble très élevés, prière de corriger ou confirmer avec le QG (s04q01 s04q02 s04q03 s04q04 s04q05 s04q06 s04q07 s04q08).</w:t>
+      </w:r>
+    </w:p>
+    <w:p>
+      <w:r>
+        <w:rPr>
+          <w:b/>
+          <w:color w:val="4672C4"/>
+          <w:sz w:val="22"/>
+        </w:rPr>
+        <w:t>&gt;&gt; Section7b - Consommation alimentaire - 7 jours</w:t>
+      </w:r>
+    </w:p>
+    <w:p>
+      <w:pPr>
+        <w:ind w:left="283"/>
+      </w:pPr>
+      <w:r>
+        <w:rPr>
+          <w:sz w:val="20"/>
+        </w:rPr>
+        <w:t>- Attention ! Le prix unitaire d'achat (50 Fcfa) de Sel en Sachets (Moyen) est relativement faible par rapport aux autres prix observés dans cette zone. Prière de corriger ou de confirmer avec le QG. Attention ! Le prix unitaire d'achat (750 Fcfa) de Huile de palme raffinée en Litre (taille unique) est relativement faible par rapport aux autres prix observés dans cette zone. Prière de corriger ou de confirmer avec le QG. Avertissement!!! Le ménage a consommé 0.06 Kg taille unique de Poivre, cette quantité semble anormale pour une consommation des 7 derniers jours. prière de corriger ou de confirmer avec le QG. Avertissement!!! Le ménage a consommé 15 Pièce Moyen de Capitaine frais, cette quantité semble anormale pour une consommation des 7 derniers jours.Prière de corriger ou de confirmer avec le QG. Attention ! Soupçons de quantité anormale! Le ménage de ALSANE POLANE avec une taille de 5 personnes a consommé 15 Pièce en Moyen de Capitaine frais qui est relativement élevé comme consommation par rapport à la condition de vie des autres ménages de même taille dans cette zone. Prière de corriger ou de confirmer avec le QG. Avertissement!!! Le ménage a consommé 8 Paquet Petit de Thé en sachet, cette quantité semble anormale pour une consommation des 7 derniers jours.Prière de corriger ou de confirmer avec le QG. Avertissement!! le prix unitaire (125 Fcfa) de Thé en sachet (unité: Paquet) de taille Petit est très faible ou élevé. Prière de corriger ou de confirmer avec le QG. Incohérence!! Dans ce ménage, chaque individus consomme par jour .5571429 Kg  de cereale; Prière de revoir les quantités prises de ces produits. Incohérence!! Dans ce ménage, chaque individus consomme par jour .5571429 Kg  de cereale; Prière de revoir les quantités prises de ces produits.</w:t>
+      </w:r>
+    </w:p>
+    <w:p>
+      <w:r>
+        <w:rPr>
+          <w:b/>
+          <w:color w:val="4672C4"/>
+          <w:sz w:val="22"/>
+        </w:rPr>
+        <w:t>&gt;&gt; Section9b - Depenses non-alimentaires - 7 jours</w:t>
+      </w:r>
+    </w:p>
+    <w:p>
+      <w:pPr>
+        <w:ind w:left="283"/>
+      </w:pPr>
+      <w:r>
+        <w:rPr>
+          <w:sz w:val="20"/>
+        </w:rPr>
+        <w:t>- Il est difficile d'avoir un ménage qui n'a effectué aucune des dépenses mentionnées au cours de 7 derniers jours, prière de revoir la section 9B pour ce ménage.</w:t>
+      </w:r>
+    </w:p>
+    <w:p>
+      <w:r>
+        <w:rPr>
+          <w:b/>
+          <w:color w:val="4672C4"/>
+          <w:sz w:val="22"/>
+        </w:rPr>
+        <w:t>&gt;&gt; Section9d - Depenses non-alimentaires - 3 mois</w:t>
+      </w:r>
+    </w:p>
+    <w:p>
+      <w:pPr>
+        <w:ind w:left="283"/>
+      </w:pPr>
+      <w:r>
+        <w:rPr>
+          <w:sz w:val="20"/>
+        </w:rPr>
+        <w:t>- Peu plausible! le montant de la dépense pour Transport inter-localité à traction animale semble trop élevé. Veuillez, s'il vous plaît, confirmer cette information avec le QG ou la corriger.</w:t>
+      </w:r>
+    </w:p>
+    <w:p>
+      <w:r>
+        <w:rPr>
+          <w:b/>
+          <w:color w:val="4672C4"/>
+          <w:sz w:val="22"/>
+        </w:rPr>
+        <w:t>&gt;&gt; Section10a - Existence entreprise non agricole</w:t>
+      </w:r>
+    </w:p>
+    <w:p>
+      <w:pPr>
+        <w:ind w:left="283"/>
+      </w:pPr>
+      <w:r>
+        <w:rPr>
+          <w:sz w:val="20"/>
+        </w:rPr>
+        <w:t>- Avertissement!!! Le ménage de ALSANE POLANE a comme taille 5 personnes dont ils vivent à LOUGA Rural et aucune d'entre ne possède une entreprise non agricole, prière de revoir cette partie de la section 10 de ce menage.</w:t>
+      </w:r>
+    </w:p>
+    <w:p>
+      <w:r>
+        <w:rPr>
+          <w:b/>
+          <w:color w:val="4672C4"/>
+          <w:sz w:val="22"/>
+        </w:rPr>
+        <w:t>&gt;&gt; Section11 - Caracteristiques logement</w:t>
+      </w:r>
+    </w:p>
+    <w:p>
+      <w:pPr>
+        <w:ind w:left="283"/>
+      </w:pPr>
+      <w:r>
+        <w:rPr>
+          <w:sz w:val="20"/>
+        </w:rPr>
+        <w:t>- Le montant (FCFA) du loyer mensuel payé pour un logement comme le votre dans ce village/quartier est trop élevé, Veuillez s'il vous plaît corriger cette information.</w:t>
+      </w:r>
+    </w:p>
+    <w:p>
+      <w:r>
+        <w:rPr>
+          <w:b/>
+          <w:color w:val="4672C4"/>
+          <w:sz w:val="22"/>
+        </w:rPr>
+        <w:t>&gt;&gt; Section12 - Actifs du menage</w:t>
+      </w:r>
+    </w:p>
+    <w:p>
+      <w:pPr>
+        <w:ind w:left="283"/>
+      </w:pPr>
+      <w:r>
+        <w:rPr>
+          <w:sz w:val="20"/>
+        </w:rPr>
+        <w:t xml:space="preserve">- Attention ! Appareil TV a été achété à 250000 Fcfa est relativement élevé par rapport aux autres prix d'achat observés dans cette zone. Prière de corriger ou de confirmer avec le QG. Attention ! Appareil TV a été revendu à 220000 Fcfa qui est relativement élevé par rapport aux autres prix de revente observés dans cette zone. Prière de corriger ou de confirmer avec le QG. </w:t>
+        <w:br/>
+        <w:t>- Attention ! Lit a été revendu à 600000 Fcfa qui est relativement élevé par rapport aux autres prix de revente observés dans cette zone. Prière de corriger ou de confirmer avec le QG.</w:t>
+      </w:r>
+    </w:p>
+    <w:p>
+      <w:r>
+        <w:rPr>
+          <w:b/>
+          <w:color w:val="4672C4"/>
+          <w:sz w:val="22"/>
+        </w:rPr>
+        <w:t>&gt;&gt; Section16a - Champs et parcelles</w:t>
+      </w:r>
+    </w:p>
+    <w:p>
+      <w:pPr>
+        <w:ind w:left="283"/>
+      </w:pPr>
+      <w:r>
+        <w:rPr>
+          <w:sz w:val="20"/>
+        </w:rPr>
+        <w:t>- La parcelle pasteque n'a pas été mésurée pour des raisons comme qu'elle est trop petite, GPS en panne et que le Ménage indisponible. Nous vous rappelons que ces raisons ne passent pas pour la non mesure des parcelles prière de les mésurer.</w:t>
+      </w:r>
+    </w:p>
+    <w:p>
+      <w:r>
+        <w:rPr>
+          <w:b/>
+          <w:color w:val="4672C4"/>
+          <w:sz w:val="22"/>
+        </w:rPr>
+        <w:t>&gt;&gt; Section17 - Elevage</w:t>
+      </w:r>
+    </w:p>
+    <w:p>
+      <w:pPr>
+        <w:ind w:left="283"/>
+      </w:pPr>
+      <w:r>
+        <w:rPr>
+          <w:sz w:val="20"/>
+        </w:rPr>
+        <w:t>- Avertissement! Le prix unitaire (35000 Fcfa) d'un Ovins (Moutons) est trop petit ou élevé. Veuillez confirmer ces informations avec le QG ou apporter les corrections nécessaires.</w:t>
       </w:r>
     </w:p>
     <w:p>
@@ -5512,7 +7207,7 @@
           </w:tcPr>
           <w:p>
             <w:r/>
-            <w:hyperlink r:id="rId14">
+            <w:hyperlink r:id="rId17">
               <w:r>
                 <w:rPr>
                   <w:color w:val="0563C1"/>
@@ -5526,6 +7221,27 @@
       </w:tr>
     </w:tbl>
     <w:p/>
+    <w:p>
+      <w:r>
+        <w:rPr>
+          <w:b/>
+          <w:color w:val="4672C4"/>
+          <w:sz w:val="22"/>
+        </w:rPr>
+        <w:t>&gt;&gt; Section0 - Identification et renseignements de controle</w:t>
+      </w:r>
+    </w:p>
+    <w:p>
+      <w:pPr>
+        <w:ind w:left="283"/>
+      </w:pPr>
+      <w:r>
+        <w:rPr>
+          <w:sz w:val="20"/>
+        </w:rPr>
+        <w:t>- Le questionnaire semble ne pas être complètement fini mais le questionnaire est en statut complet, prière de compléter le questionnaire.</w:t>
+      </w:r>
+    </w:p>
     <w:p>
       <w:r>
         <w:rPr>
@@ -5571,9 +7287,7 @@
         <w:rPr>
           <w:sz w:val="20"/>
         </w:rPr>
-        <w:t xml:space="preserve">- AvertissementBINETA MANGANE  travaille mais les questions relatives à son emploi principal ne sont pas renseignées à 100%, prière de les renseigner. Vous avez sélectionné l'option 'Ne sait pas' pour la catégorie socioprofessionnelle de BINETA MANGANE ou vous ne l'avez pas renseigné. prière de corriger. </w:t>
-        <w:br/>
-        <w:t>-  BOUNA SY est un agriculteur dans un milieu rural donc il travaille principalement  pour son propre compte ou contribue à une entreprise familiale, prière de regarder la question s04q46.  Incohérence! BOUNA SY  evolue dans l'agriculture mais est  considéré comme salarié ou stagiaire/apprenti non renuméré, prière de revoir la question s04q46 et corriger.</w:t>
+        <w:t>- BOUNA SY est un agriculteur dans un milieu rural donc il travaille principalement  pour son propre compte ou contribue à une entreprise familiale, prière de regarder la question s04q46.  Incohérence! BOUNA SY  evolue dans l'agriculture mais est  considéré comme salarié ou stagiaire/apprenti non renuméré, prière de revoir la question s04q46 et corriger.</w:t>
       </w:r>
     </w:p>
     <w:p>
@@ -5583,7 +7297,7 @@
           <w:color w:val="4672C4"/>
           <w:sz w:val="22"/>
         </w:rPr>
-        <w:t>&gt;&gt; Section7a2 - Repas pris a l'exterieur du menage</w:t>
+        <w:t>&gt;&gt; Section6 - Epargne et credit</w:t>
       </w:r>
     </w:p>
     <w:p>
@@ -5594,11 +7308,28 @@
         <w:rPr>
           <w:sz w:val="20"/>
         </w:rPr>
-        <w:t xml:space="preserve">- La section sur le repas pris à l'extérieur du ménage du membre BINETA MANGANE n'est pas renseignée à 100 %. Prière de vérifier l'ensemble des questions relatives à ce membre et de les renseigner en totalité. </w:t>
-        <w:br/>
-        <w:t xml:space="preserve">- La section sur le repas pris à l'extérieur du ménage du membre FATOUMATA NDIAYE n'est pas renseignée à 100 %. Prière de vérifier l'ensemble des questions relatives à ce membre et de les renseigner en totalité. </w:t>
-        <w:br/>
-        <w:t>- La section sur le repas pris à l'extérieur du ménage du membre OUSMANE DIOP n'est pas renseignée à 100 %. Prière de vérifier l'ensemble des questions relatives à ce membre et de les renseigner en totalité.</w:t>
+        <w:t>- Avertissement!!! BINETA MANGANE a demandé un crédit auprès d'une institution financière au cours des 12 derniers mois, qui a obtenu un crédit auprès d'une de ces institutions au cours des 12 derniers mois dit n'avoir pas beneficer de crédit immobilier. Veuillez vous rassurez réellement que la personne n'a pas affecté de crédit immobilier.</w:t>
+      </w:r>
+    </w:p>
+    <w:p>
+      <w:r>
+        <w:rPr>
+          <w:b/>
+          <w:color w:val="4672C4"/>
+          <w:sz w:val="22"/>
+        </w:rPr>
+        <w:t>&gt;&gt; Section7b - Consommation alimentaire - 7 jours</w:t>
+      </w:r>
+    </w:p>
+    <w:p>
+      <w:pPr>
+        <w:ind w:left="283"/>
+      </w:pPr>
+      <w:r>
+        <w:rPr>
+          <w:sz w:val="20"/>
+        </w:rPr>
+        <w:t>- Attention ! Le prix unitaire d'achat (250 Fcfa) de Pain traditionnel (Baguette) en miche (Moyen) est relativement élevé par rapport aux autres prix observés dans cette zone. Prière de corriger ou de confirmer avec le QG. Attention ! Soupçons de quantité anormale! Le ménage de BOUNA SY avec une taille de 4 personnes a consommé 15 Kg en taille unique de Oignon frais qui est relativement élevé comme consommation par rapport à la condition de vie des autres ménages de même taille dans cette zone. Prière de corriger ou de confirmer avec le QG. Avertissement!!! Le ménage a consommé 0.12 Kg taille unique de Poivre, cette quantité semble anormale pour une consommation des 7 derniers jours. prière de corriger ou de confirmer avec le QG. Attention ! Soupçons de quantité anormale! Le ménage de BOUNA SY avec une taille de 4 personnes a consommé .12 Kg en taille unique de Poivre qui est relativement élevé comme consommation par rapport à la condition de vie des autres ménages de même taille dans cette zone. Prière de corriger ou de confirmer avec le QG. Avertissement!!! Le ménage a consommé 24 Boite (Autre que la boite/pot de tomate) Moyen de Conserves de poisson , cette quantité semble anormale pour une consommation des 7 derniers jours.Prière de corriger ou de confirmer avec le QG.</w:t>
       </w:r>
     </w:p>
     <w:p>
@@ -5629,7 +7360,7 @@
           <w:color w:val="4672C4"/>
           <w:sz w:val="22"/>
         </w:rPr>
-        <w:t>&gt;&gt; Section9e - Depenses non-alimentaires - 6 mois</w:t>
+        <w:t>&gt;&gt; Section9c - Depenses non-alimentaires - 30 jours</w:t>
       </w:r>
     </w:p>
     <w:p>
@@ -5640,19 +7371,7 @@
         <w:rPr>
           <w:sz w:val="20"/>
         </w:rPr>
-        <w:t xml:space="preserve">- Peu plausible! le montant de la dépense pour Chaussures enfants semble élevé. Veuillez, s'il vous plaît, confirmer cette information avec le QG ou la corriger. </w:t>
-        <w:br/>
-        <w:t xml:space="preserve">- Peu plausible! le montant de la dépense pour Chaussures femmes semble élevé. Veuillez, s'il vous plaît, confirmer cette information avec le QG ou la corriger. </w:t>
-        <w:br/>
-        <w:t xml:space="preserve">- Peu plausible! le montant de la dépense pour Frais de confection et de réparation de vêtements enfants semble élevé. Veuillez, s'il vous plaît, confirmer cette information avec le QG ou la corriger. </w:t>
-        <w:br/>
-        <w:t xml:space="preserve">- Peu plausible! le montant de la dépense pour Frais de confection et de réparation de vêtements femme: robe, pantalon, jupe, ensemble, réparation, location, etc. semble élevé. Veuillez, s'il vous plaît, confirmer cette information avec le QG ou la corriger. </w:t>
-        <w:br/>
-        <w:t xml:space="preserve">- Peu plausible! le montant de la dépense pour Tissus d'habillement: tissus pagne, tissu pagne du tisserand, tissu synthétique, etc. semble élevé. Veuillez, s'il vous plaît, confirmer cette information avec le QG ou la corriger. </w:t>
-        <w:br/>
-        <w:t xml:space="preserve">- Peu plausible! le montant de la dépense pour Vêtements enfants (0-14 ans): layette pour bébé, chemise, pantalon garçon, robe fillette, slip enfant, blouses, etc. (Pas inclure les uniformes scolaires) semble élevé. Veuillez, s'il vous plaît, confirmer cette information avec le QG ou la corriger. </w:t>
-        <w:br/>
-        <w:t>- Peu plausible! le montant de la dépense pour Vêtements femmes (15 ans et plus): robe, jupe, pantalon, ensemble, etc. semble élevé. Veuillez, s'il vous plaît, confirmer cette information avec le QG ou la corriger.</w:t>
+        <w:t>- Peu plausible! le montant de la dépense pour  Savon de ménage, lessive en poudre, détergents (eau de javel, etc. ) semble trop élevé. Veuillez, s'il vous plaît, confirmer cette information avec le QG ou la corriger.</w:t>
       </w:r>
     </w:p>
     <w:p>
@@ -5673,7 +7392,7 @@
         <w:rPr>
           <w:sz w:val="20"/>
         </w:rPr>
-        <w:t>- Les informations sur ces entrepises non agricole manquent, prière de les renseigner. Le montant obtenus sur les services rendus par l'entreprise Vendeuse de petit déjeuner au cours des 30 derniers jours ou durant le dernier mois où l'entreprise a fonctionné n'a pas été renseigné, prière de mettre de 0 si l'entreprise n'a pas rendu de service. Prière de renseigner les montants dans les champs (s10q46 s10q47 s10q48 s10q49 s10q50 s10q51 s10q52 s10q53 s10q54 s10q55 s10q56 s10q57), mettre 0 si l'entreprise Vendeuse de petit déjeuner n'a pas effectué des dépenses ou faire des reventes des marchandises ou des produits ou rendre de service.Cette entreprise Vendeuse de petit déjeuner dit avoir obtenu une valeur sur les marchandises vendu en etat, les marchandises vendu après transformation et les services rendus. Prière de corriger. Cette entreprise Vendeuse de petit déjeuner dit avoir obtenu une valeur sur les marchandises vendu en etat et les marchandises vendu après transformation. La main d'oeuvre familiale pour OUSMANE DIOP ayant travaillé dans cette entreprise Vendeuse de petit déjeuner aucours des 12 derniers mois n'est pas renseigner. Prière de reneigner toutes les informations qui lui concerne. La main d'oeuvre sariale de OUSMANE DIOP ayant travaillé dans cette entreprise Vendeuse de petit déjeuner aucours des 30 derniers jours n'est pas renseigner. Prière de reneigner toutes les informations qui lui concerne.</w:t>
+        <w:t>- Peu plausible! la valeur actuelle déclarée en s10q40 pour Vendeuse de petit déjeuner semble trop petite ou trop élevée. Veuillez, s'il vous plaît, confirmer cette information avec le QG ou la corriger. L'entreprise Vendeuse de petit déjeuner est généralement une entreprise commerciale ou de service dont elle ne depense pas en achat de matières premières.Elle ne transforme pas de produit donc ne peut pas obtenir un montant sur la vente des produits transformés (10.48 ou 10.49). Prière de mettre 0 pour ces questions si elles ne font pas de transformation.</w:t>
       </w:r>
     </w:p>
     <w:p>
@@ -5694,6 +7413,8 @@
         <w:rPr>
           <w:sz w:val="20"/>
         </w:rPr>
+        <w:t xml:space="preserve">- Attention ! Foyers améliorés a été achété à 3500 Fcfa est relativement faible par rapport aux autres prix d'achat observés dans cette zone. Prière de corriger ou de confirmer avec le QG. </w:t>
+        <w:br/>
         <w:t xml:space="preserve">- Avertissement !! L'âge de l'article  Lit dans ce ménages est très élevé (43), prière de corriger ou confirmer avec le QG. Le prix d'achat de l'article  Lit ne doit pas être égal 0 même si le ménage l'a reçu en cadeau prière de leurs aider à faire une estimations. Avertissement!!! Le prix d'achat (0) de l'article  Lit est inférieur aux prix de revente (20000)  avec l'âge du bien atteignant 43 ans. Prière de vérifier ou confirmer avec l'enquêté et mettre les bonnes valeurs après verification, s'il le faut. Le prix d'achat de l'article  Lit est nul (achété à 0fcfa) mais le prix de revente est different de 0 impossible, prière de verifier et corriger. </w:t>
         <w:br/>
         <w:t xml:space="preserve">- Avertissement!!! Le prix d'achat (15000) de l'article  Matelas simple est inférieur aux prix de revente (25000)  avec l'âge du bien atteignant 4 ans. Prière de vérifier ou confirmer avec l'enquêté et mettre les bonnes valeurs après verification, s'il le faut. </w:t>
@@ -5701,27 +7422,6 @@
         <w:t xml:space="preserve">- Le prix d'achat de l'article  Radio simple/Radiocassette ne doit pas être égal 0 même si le ménage l'a reçu en cadeau prière de leurs aider à faire une estimations. Avertissement!!! Le prix d'achat (0) de l'article  Radio simple/Radiocassette est inférieur aux prix de revente (2500)  avec l'âge du bien atteignant 4 ans. Prière de vérifier ou confirmer avec l'enquêté et mettre les bonnes valeurs après verification, s'il le faut. Le prix d'achat de l'article  Radio simple/Radiocassette est nul (achété à 0fcfa) mais le prix de revente est different de 0 impossible, prière de verifier et corriger. </w:t>
         <w:br/>
         <w:t>- Le prix d'achat de l'article  Téléphone portable ne doit pas être égal 0 même si le ménage l'a reçu en cadeau prière de leurs aider à faire une estimations. Avertissement!!! Le prix d'achat (0) de l'article  Téléphone portable est inférieur aux prix de revente (35000)  avec l'âge du bien atteignant 1 ans. Prière de vérifier ou confirmer avec l'enquêté et mettre les bonnes valeurs après verification, s'il le faut. Le prix d'achat de l'article  Téléphone portable est nul (achété à 0fcfa) mais le prix de revente est different de 0 impossible, prière de verifier et corriger.</w:t>
-      </w:r>
-    </w:p>
-    <w:p>
-      <w:r>
-        <w:rPr>
-          <w:b/>
-          <w:color w:val="4672C4"/>
-          <w:sz w:val="22"/>
-        </w:rPr>
-        <w:t>&gt;&gt; Section14 - Chocs</w:t>
-      </w:r>
-    </w:p>
-    <w:p>
-      <w:pPr>
-        <w:ind w:left="283"/>
-      </w:pPr>
-      <w:r>
-        <w:rPr>
-          <w:sz w:val="20"/>
-        </w:rPr>
-        <w:t>- Avertissement!! Le ménage n'a été négativement affecté par aucun des problèmes donnés dans la section 14. Confirmez vous cette information avec le QG?</w:t>
       </w:r>
     </w:p>
     <w:p>
